--- a/mon/toan/khbd/lop10/KHBD_TOAN10_Bai5_T16-17.docx
+++ b/mon/toan/khbd/lop10/KHBD_TOAN10_Bai5_T16-17.docx
@@ -30,7 +30,7 @@
                 <w:i/>
                 <w:sz w:val="26"/>
               </w:rPr>
-              <w:t>Ngày …… tháng …… năm 2026</w:t>
+              <w:t>Ngày …… tháng …… năm ……</w:t>
             </w:r>
           </w:p>
         </w:tc>
@@ -50,7 +50,7 @@
                 <w:i/>
                 <w:sz w:val="26"/>
               </w:rPr>
-              <w:t>Họ và tên giáo viên: TRƯƠNG TỬ TRANG</w:t>
+              <w:t>Họ và tên giáo viên: ……………………………</w:t>
             </w:r>
           </w:p>
           <w:p>
@@ -11562,14 +11562,13 @@
     </w:p>
     <w:p>
       <w:pPr>
-        <w:spacing w:before="40" w:after="80" w:line="264" w:lineRule="auto"/>
         <w:jc w:val="center"/>
       </w:pPr>
       <w:r>
         <w:drawing>
           <wp:inline xmlns:a="http://schemas.openxmlformats.org/drawingml/2006/main" xmlns:pic="http://schemas.openxmlformats.org/drawingml/2006/picture">
-            <wp:extent cx="6300000" cy="3519416"/>
-            <wp:docPr id="10" name="Picture 10"/>
+            <wp:extent cx="5940000" cy="3335425"/>
+            <wp:docPr id="14" name="Picture 14"/>
             <wp:cNvGraphicFramePr>
               <a:graphicFrameLocks noChangeAspect="1"/>
             </wp:cNvGraphicFramePr>
@@ -11577,11 +11576,11 @@
               <a:graphicData uri="http://schemas.openxmlformats.org/drawingml/2006/picture">
                 <pic:pic>
                   <pic:nvPicPr>
-                    <pic:cNvPr id="0" name="b5_mindmap.png"/>
+                    <pic:cNvPr id="0" name="image.png"/>
                     <pic:cNvPicPr/>
                   </pic:nvPicPr>
                   <pic:blipFill>
-                    <a:blip r:embed="rId20"/>
+                    <a:blip r:embed="rId24"/>
                     <a:stretch>
                       <a:fillRect/>
                     </a:stretch>
@@ -11589,7 +11588,7 @@
                   <pic:spPr>
                     <a:xfrm>
                       <a:off x="0" y="0"/>
-                      <a:ext cx="6300000" cy="3519416"/>
+                      <a:ext cx="5940000" cy="3335425"/>
                     </a:xfrm>
                     <a:prstGeom prst="rect"/>
                   </pic:spPr>
@@ -11598,6 +11597,18 @@
             </a:graphic>
           </wp:inline>
         </w:drawing>
+      </w:r>
+    </w:p>
+    <w:p>
+      <w:pPr>
+        <w:jc w:val="center"/>
+      </w:pPr>
+      <w:r>
+        <w:rPr>
+          <w:i/>
+          <w:sz w:val="20"/>
+        </w:rPr>
+        <w:t>Sơ đồ tư duy – Giá trị lượng giác góc 0°–180° (TTT biên soạn theo SGK)</w:t>
       </w:r>
     </w:p>
     <w:p>
@@ -13302,7 +13313,7 @@
           <w:rFonts w:ascii="Times New Roman" w:hAnsi="Times New Roman" w:eastAsia="Times New Roman"/>
           <w:sz w:val="26"/>
         </w:rPr>
-        <w:t xml:space="preserve"> Thanh chắn barie ở cổng Trường THPT Vĩnh Thạnh dài 4 m, quay quanh trục </w:t>
+        <w:t xml:space="preserve"> Thanh chắn barie ở cổng Trường THPT dài 4 m, quay quanh trục </w:t>
       </w:r>
       <m:oMath>
         <m:r>
@@ -21404,194 +21415,11 @@
         </w:tc>
       </w:tr>
     </w:tbl>
-    <w:p>
-      <w:pPr>
-        <w:spacing w:before="0" w:after="120" w:line="264" w:lineRule="auto"/>
-        <w:jc w:val="both"/>
-      </w:pPr>
-    </w:p>
-    <w:tbl>
-      <w:tblPr>
-        <w:tblW w:type="auto" w:w="0"/>
-        <w:jc w:val="center"/>
-        <w:tblLayout w:type="fixed"/>
-        <w:tblLook w:firstColumn="1" w:firstRow="1" w:lastColumn="0" w:lastRow="0" w:noHBand="0" w:noVBand="1" w:val="04A0"/>
-      </w:tblPr>
-      <w:tblGrid>
-        <w:gridCol w:w="5103"/>
-        <w:gridCol w:w="5103"/>
-      </w:tblGrid>
-      <w:tr>
-        <w:tc>
-          <w:tcPr>
-            <w:tcW w:type="dxa" w:w="5102"/>
-            <w:vAlign w:val="center"/>
-          </w:tcPr>
-          <w:p>
-            <w:pPr>
-              <w:keepNext/>
-              <w:spacing w:before="0" w:after="20" w:line="264" w:lineRule="auto"/>
-              <w:jc w:val="center"/>
-            </w:pPr>
-            <w:r>
-              <w:rPr>
-                <w:rFonts w:ascii="Times New Roman" w:hAnsi="Times New Roman" w:eastAsia="Times New Roman"/>
-                <w:b/>
-                <w:sz w:val="26"/>
-              </w:rPr>
-              <w:t>TỔ PHÓ CHUYÊN MÔN</w:t>
-            </w:r>
-          </w:p>
-          <w:p>
-            <w:pPr>
-              <w:keepNext/>
-              <w:spacing w:before="0" w:after="20" w:line="264" w:lineRule="auto"/>
-              <w:jc w:val="center"/>
-            </w:pPr>
-          </w:p>
-          <w:p>
-            <w:pPr>
-              <w:keepNext/>
-              <w:spacing w:before="0" w:after="20" w:line="264" w:lineRule="auto"/>
-              <w:jc w:val="center"/>
-            </w:pPr>
-          </w:p>
-          <w:p>
-            <w:pPr>
-              <w:keepNext/>
-              <w:spacing w:before="0" w:after="20" w:line="264" w:lineRule="auto"/>
-              <w:jc w:val="center"/>
-            </w:pPr>
-          </w:p>
-          <w:p>
-            <w:pPr>
-              <w:keepNext/>
-              <w:spacing w:before="0" w:after="20" w:line="264" w:lineRule="auto"/>
-              <w:jc w:val="center"/>
-            </w:pPr>
-            <w:r>
-              <w:rPr>
-                <w:rFonts w:ascii="Times New Roman" w:hAnsi="Times New Roman" w:eastAsia="Times New Roman"/>
-                <w:b/>
-                <w:sz w:val="26"/>
-              </w:rPr>
-              <w:t>Hứa Văn Mỹ Vương</w:t>
-            </w:r>
-          </w:p>
-        </w:tc>
-        <w:tc>
-          <w:tcPr>
-            <w:tcW w:type="dxa" w:w="5102"/>
-            <w:vAlign w:val="center"/>
-          </w:tcPr>
-          <w:p>
-            <w:pPr>
-              <w:keepNext/>
-              <w:spacing w:before="0" w:after="20" w:line="264" w:lineRule="auto"/>
-              <w:jc w:val="center"/>
-            </w:pPr>
-            <w:r>
-              <w:rPr>
-                <w:rFonts w:ascii="Times New Roman" w:hAnsi="Times New Roman" w:eastAsia="Times New Roman"/>
-                <w:b/>
-                <w:sz w:val="26"/>
-              </w:rPr>
-              <w:t>Người soạn</w:t>
-            </w:r>
-          </w:p>
-          <w:p>
-            <w:pPr>
-              <w:keepNext/>
-              <w:spacing w:before="0" w:after="20" w:line="264" w:lineRule="auto"/>
-              <w:jc w:val="center"/>
-            </w:pPr>
-          </w:p>
-          <w:p>
-            <w:pPr>
-              <w:keepNext/>
-              <w:spacing w:before="0" w:after="20" w:line="264" w:lineRule="auto"/>
-              <w:jc w:val="center"/>
-            </w:pPr>
-          </w:p>
-          <w:p>
-            <w:pPr>
-              <w:keepNext/>
-              <w:spacing w:before="0" w:after="20" w:line="264" w:lineRule="auto"/>
-              <w:jc w:val="center"/>
-            </w:pPr>
-          </w:p>
-          <w:p>
-            <w:pPr>
-              <w:keepNext/>
-              <w:spacing w:before="0" w:after="20" w:line="264" w:lineRule="auto"/>
-              <w:jc w:val="center"/>
-            </w:pPr>
-            <w:r>
-              <w:rPr>
-                <w:rFonts w:ascii="Times New Roman" w:hAnsi="Times New Roman" w:eastAsia="Times New Roman"/>
-                <w:b/>
-                <w:sz w:val="26"/>
-              </w:rPr>
-              <w:t>Trương Tử Trang</w:t>
-            </w:r>
-          </w:p>
-        </w:tc>
-      </w:tr>
-    </w:tbl>
-    <w:p>
-      <w:pPr>
-        <w:keepNext/>
-        <w:spacing w:before="120" w:after="0" w:line="264" w:lineRule="auto"/>
-        <w:jc w:val="center"/>
-      </w:pPr>
-      <w:r>
-        <w:rPr>
-          <w:rFonts w:ascii="Times New Roman" w:hAnsi="Times New Roman" w:eastAsia="Times New Roman"/>
-          <w:b/>
-          <w:sz w:val="26"/>
-        </w:rPr>
-        <w:t>KIỂM TRA CỦA LÃNH ĐẠO</w:t>
-      </w:r>
-    </w:p>
-    <w:p>
-      <w:pPr>
-        <w:keepNext/>
-        <w:spacing w:before="0" w:after="60" w:line="264" w:lineRule="auto"/>
-        <w:jc w:val="center"/>
-      </w:pPr>
-      <w:r>
-        <w:rPr>
-          <w:rFonts w:ascii="Times New Roman" w:hAnsi="Times New Roman" w:eastAsia="Times New Roman"/>
-          <w:b/>
-          <w:sz w:val="26"/>
-        </w:rPr>
-        <w:t>PHÓ HIỆU TRƯỞNG</w:t>
-      </w:r>
-    </w:p>
-    <w:p>
-      <w:pPr>
-        <w:keepNext/>
-        <w:spacing w:before="0" w:after="800" w:line="264" w:lineRule="auto"/>
-        <w:jc w:val="center"/>
-      </w:pPr>
-    </w:p>
-    <w:p>
-      <w:pPr>
-        <w:spacing w:before="0" w:after="60" w:line="264" w:lineRule="auto"/>
-        <w:jc w:val="center"/>
-      </w:pPr>
-      <w:r>
-        <w:rPr>
-          <w:rFonts w:ascii="Times New Roman" w:hAnsi="Times New Roman" w:eastAsia="Times New Roman"/>
-          <w:b/>
-          <w:sz w:val="26"/>
-        </w:rPr>
-        <w:t>Bùi Xuân Thanh</w:t>
-      </w:r>
-    </w:p>
     <w:sectPr>
       <w:headerReference w:type="default" r:id="rId9"/>
       <w:footerReference w:type="default" r:id="rId10"/>
+      <w:headerReference w:type="first" r:id="rId22"/>
+      <w:footerReference w:type="first" r:id="rId23"/>
       <w:pgSz w:w="11906" w:h="16838"/>
       <w:pgMar w:top="850" w:right="850" w:bottom="850" w:left="850" w:header="720" w:footer="720" w:gutter="0"/>
       <w:cols w:space="720"/>
@@ -21620,7 +21448,7 @@
         <w:color w:val="1F4E79"/>
         <w:sz w:val="22"/>
       </w:rPr>
-      <w:t>GV: Trương Tử Trang</w:t>
+      <w:t>GV: TTT</w:t>
     </w:r>
     <w:r>
       <w:rPr>
@@ -21641,6 +21469,16 @@
         <w:t>1</w:t>
       </w:r>
     </w:fldSimple>
+  </w:p>
+</w:ftr>
+</file>
+
+<file path=word/footer2.xml><?xml version="1.0" encoding="utf-8"?>
+<w:ftr xmlns:m="http://schemas.openxmlformats.org/officeDocument/2006/math" xmlns:mc="http://schemas.openxmlformats.org/markup-compatibility/2006" xmlns:mo="http://schemas.microsoft.com/office/mac/office/2008/main" xmlns:mv="urn:schemas-microsoft-com:mac:vml" xmlns:o="urn:schemas-microsoft-com:office:office" xmlns:r="http://schemas.openxmlformats.org/officeDocument/2006/relationships" xmlns:v="urn:schemas-microsoft-com:vml" xmlns:w10="urn:schemas-microsoft-com:office:word" xmlns:w14="http://schemas.microsoft.com/office/word/2010/wordml" xmlns:w="http://schemas.openxmlformats.org/wordprocessingml/2006/main" xmlns:wne="http://schemas.microsoft.com/office/word/2006/wordml" xmlns:wp14="http://schemas.microsoft.com/office/word/2010/wordprocessingDrawing" xmlns:wp="http://schemas.openxmlformats.org/drawingml/2006/wordprocessingDrawing" xmlns:wpc="http://schemas.microsoft.com/office/word/2010/wordprocessingCanvas" xmlns:wpg="http://schemas.microsoft.com/office/word/2010/wordprocessingGroup" xmlns:wpi="http://schemas.microsoft.com/office/word/2010/wordprocessingInk" xmlns:wps="http://schemas.microsoft.com/office/word/2010/wordprocessingShape" mc:Ignorable="w14 wp14">
+  <w:p>
+    <w:pPr>
+      <w:pStyle w:val="Footer"/>
+    </w:pPr>
   </w:p>
 </w:ftr>
 </file>
@@ -21677,6 +21515,16 @@
       <w:tab/>
       <w:t>Năm học 2026-2027</w:t>
     </w:r>
+  </w:p>
+</w:hdr>
+</file>
+
+<file path=word/header2.xml><?xml version="1.0" encoding="utf-8"?>
+<w:hdr xmlns:m="http://schemas.openxmlformats.org/officeDocument/2006/math" xmlns:mc="http://schemas.openxmlformats.org/markup-compatibility/2006" xmlns:mo="http://schemas.microsoft.com/office/mac/office/2008/main" xmlns:mv="urn:schemas-microsoft-com:mac:vml" xmlns:o="urn:schemas-microsoft-com:office:office" xmlns:r="http://schemas.openxmlformats.org/officeDocument/2006/relationships" xmlns:v="urn:schemas-microsoft-com:vml" xmlns:w10="urn:schemas-microsoft-com:office:word" xmlns:w14="http://schemas.microsoft.com/office/word/2010/wordml" xmlns:w="http://schemas.openxmlformats.org/wordprocessingml/2006/main" xmlns:wne="http://schemas.microsoft.com/office/word/2006/wordml" xmlns:wp14="http://schemas.microsoft.com/office/word/2010/wordprocessingDrawing" xmlns:wp="http://schemas.openxmlformats.org/drawingml/2006/wordprocessingDrawing" xmlns:wpc="http://schemas.microsoft.com/office/word/2010/wordprocessingCanvas" xmlns:wpg="http://schemas.microsoft.com/office/word/2010/wordprocessingGroup" xmlns:wpi="http://schemas.microsoft.com/office/word/2010/wordprocessingInk" xmlns:wps="http://schemas.microsoft.com/office/word/2010/wordprocessingShape" mc:Ignorable="w14 wp14">
+  <w:p>
+    <w:pPr>
+      <w:pStyle w:val="Header"/>
+    </w:pPr>
   </w:p>
 </w:hdr>
 </file>

--- a/mon/toan/khbd/lop10/KHBD_TOAN10_Bai5_T16-17.docx
+++ b/mon/toan/khbd/lop10/KHBD_TOAN10_Bai5_T16-17.docx
@@ -73,7 +73,7 @@
         <w:rPr>
           <w:b/>
           <w:color w:val="FF0000"/>
-          <w:sz w:val="28"/>
+          <w:sz w:val="24"/>
         </w:rPr>
         <w:t>KẾ HOẠCH BÀI DẠY MÔN TOÁN LỚP 10</w:t>
       </w:r>
@@ -997,7 +997,7 @@
             <w:r>
               <w:rPr>
                 <w:b/>
-                <w:sz w:val="22"/>
+                <w:sz w:val="24"/>
               </w:rPr>
               <w:t>Công cụ</w:t>
             </w:r>
@@ -1017,7 +1017,7 @@
             <w:r>
               <w:rPr>
                 <w:b/>
-                <w:sz w:val="22"/>
+                <w:sz w:val="24"/>
               </w:rPr>
               <w:t>Dùng ở hoạt động</w:t>
             </w:r>
@@ -1037,7 +1037,7 @@
             <w:r>
               <w:rPr>
                 <w:b/>
-                <w:sz w:val="22"/>
+                <w:sz w:val="24"/>
               </w:rPr>
               <w:t>Dùng để làm gì</w:t>
             </w:r>
@@ -1057,7 +1057,7 @@
             <w:r>
               <w:rPr>
                 <w:b/>
-                <w:sz w:val="22"/>
+                <w:sz w:val="24"/>
               </w:rPr>
               <w:t>Vai trò của GV</w:t>
             </w:r>
@@ -1079,7 +1079,7 @@
             </w:pPr>
             <w:r>
               <w:rPr>
-                <w:sz w:val="22"/>
+                <w:sz w:val="24"/>
               </w:rPr>
               <w:t>GeoGebra (máy GV; điện thoại HS)</w:t>
             </w:r>
@@ -1096,7 +1096,7 @@
             </w:pPr>
             <w:r>
               <w:rPr>
-                <w:sz w:val="22"/>
+                <w:sz w:val="24"/>
               </w:rPr>
               <w:t>HĐ2.1, HĐ2.3</w:t>
             </w:r>
@@ -1113,7 +1113,7 @@
             </w:pPr>
             <w:r>
               <w:rPr>
-                <w:sz w:val="22"/>
+                <w:sz w:val="24"/>
               </w:rPr>
               <w:t xml:space="preserve">Kéo </w:t>
             </w:r>
@@ -1127,7 +1127,7 @@
             </m:oMath>
             <w:r>
               <w:rPr>
-                <w:sz w:val="22"/>
+                <w:sz w:val="24"/>
               </w:rPr>
               <w:t xml:space="preserve"> trên nửa đường tròn đơn vị, quan sát tọa độ </w:t>
             </w:r>
@@ -1202,7 +1202,7 @@
             </m:oMath>
             <w:r>
               <w:rPr>
-                <w:sz w:val="22"/>
+                <w:sz w:val="24"/>
               </w:rPr>
               <w:t xml:space="preserve"> và dấu của sin, côsin; quan sát </w:t>
             </w:r>
@@ -1216,7 +1216,7 @@
             </m:oMath>
             <w:r>
               <w:rPr>
-                <w:sz w:val="22"/>
+                <w:sz w:val="24"/>
               </w:rPr>
               <w:t xml:space="preserve">, </w:t>
             </w:r>
@@ -1249,7 +1249,7 @@
             </m:oMath>
             <w:r>
               <w:rPr>
-                <w:sz w:val="22"/>
+                <w:sz w:val="24"/>
               </w:rPr>
               <w:t xml:space="preserve"> đối xứng qua </w:t>
             </w:r>
@@ -1274,7 +1274,7 @@
             </w:pPr>
             <w:r>
               <w:rPr>
-                <w:sz w:val="22"/>
+                <w:sz w:val="24"/>
               </w:rPr>
               <w:t>Yêu cầu HS dự đoán trước khi xem; đặt câu hỏi dẫn dắt</w:t>
             </w:r>
@@ -1296,7 +1296,7 @@
             </w:pPr>
             <w:r>
               <w:rPr>
-                <w:sz w:val="22"/>
+                <w:sz w:val="24"/>
               </w:rPr>
               <w:t>Máy tính cầm tay</w:t>
             </w:r>
@@ -1313,7 +1313,7 @@
             </w:pPr>
             <w:r>
               <w:rPr>
-                <w:sz w:val="22"/>
+                <w:sz w:val="24"/>
               </w:rPr>
               <w:t>HĐ2.2, HĐ3</w:t>
             </w:r>
@@ -1330,7 +1330,7 @@
             </w:pPr>
             <w:r>
               <w:rPr>
-                <w:sz w:val="22"/>
+                <w:sz w:val="24"/>
               </w:rPr>
               <w:t>Tính giá trị lượng giác của góc; tìm góc khi biết giá trị lượng giác</w:t>
             </w:r>
@@ -1347,7 +1347,7 @@
             </w:pPr>
             <w:r>
               <w:rPr>
-                <w:sz w:val="22"/>
+                <w:sz w:val="24"/>
               </w:rPr>
               <w:t>Hướng dẫn chuyển đơn vị độ; lưu ý góc tù khi tìm góc từ sin</w:t>
             </w:r>
@@ -1369,7 +1369,7 @@
             </w:pPr>
             <w:r>
               <w:rPr>
-                <w:sz w:val="22"/>
+                <w:sz w:val="24"/>
               </w:rPr>
               <w:t>Chatbot AI (Gemini/ChatGPT/Copilot… tùy điều kiện) – GV sử dụng khi chuẩn bị bài</w:t>
             </w:r>
@@ -1386,7 +1386,7 @@
             </w:pPr>
             <w:r>
               <w:rPr>
-                <w:sz w:val="22"/>
+                <w:sz w:val="24"/>
               </w:rPr>
               <w:t>Chuẩn bị HĐ3</w:t>
             </w:r>
@@ -1403,7 +1403,7 @@
             </w:pPr>
             <w:r>
               <w:rPr>
-                <w:sz w:val="22"/>
+                <w:sz w:val="24"/>
               </w:rPr>
               <w:t>Hỗ trợ sắp xếp bài tập cuối bài theo 3 mức (Phiếu số 3); tạo lời giải "của AI" có lỗi (Phiếu số 4)</w:t>
             </w:r>
@@ -1420,7 +1420,7 @@
             </w:pPr>
             <w:r>
               <w:rPr>
-                <w:sz w:val="22"/>
+                <w:sz w:val="24"/>
               </w:rPr>
               <w:t>Thẩm định, chỉnh sửa đề và đáp án trước khi dùng</w:t>
             </w:r>
@@ -1442,7 +1442,7 @@
             </w:pPr>
             <w:r>
               <w:rPr>
-                <w:sz w:val="22"/>
+                <w:sz w:val="24"/>
               </w:rPr>
               <w:lastRenderedPageBreak/>
               <w:t>Chatbot AI – HS sử dụng theo nhóm, 01 thiết bị/nhóm</w:t>
@@ -1460,7 +1460,7 @@
             </w:pPr>
             <w:r>
               <w:rPr>
-                <w:sz w:val="22"/>
+                <w:sz w:val="24"/>
               </w:rPr>
               <w:t>HĐ3 (Nhiệm vụ 2), HĐ4</w:t>
             </w:r>
@@ -1477,7 +1477,7 @@
             </w:pPr>
             <w:r>
               <w:rPr>
-                <w:sz w:val="22"/>
+                <w:sz w:val="24"/>
               </w:rPr>
               <w:t>Hỏi AI theo câu lệnh mẫu, đối chiếu với nửa đường tròn đơn vị, máy tính</w:t>
             </w:r>
@@ -1494,7 +1494,7 @@
             </w:pPr>
             <w:r>
               <w:rPr>
-                <w:sz w:val="22"/>
+                <w:sz w:val="24"/>
               </w:rPr>
               <w:t>Cung cấp câu lệnh mẫu; giám sát thiết bị; yêu cầu ghi Nhật ký sử dụng AI</w:t>
             </w:r>
@@ -1516,7 +1516,7 @@
             </w:pPr>
             <w:r>
               <w:rPr>
-                <w:sz w:val="22"/>
+                <w:sz w:val="24"/>
               </w:rPr>
               <w:t>Google Classroom/Padlet của lớp</w:t>
             </w:r>
@@ -1533,7 +1533,7 @@
             </w:pPr>
             <w:r>
               <w:rPr>
-                <w:sz w:val="22"/>
+                <w:sz w:val="24"/>
               </w:rPr>
               <w:t>HĐ4</w:t>
             </w:r>
@@ -1550,7 +1550,7 @@
             </w:pPr>
             <w:r>
               <w:rPr>
-                <w:sz w:val="22"/>
+                <w:sz w:val="24"/>
               </w:rPr>
               <w:t>Nộp, chia sẻ, nhận xét sản phẩm</w:t>
             </w:r>
@@ -1567,7 +1567,7 @@
             </w:pPr>
             <w:r>
               <w:rPr>
-                <w:sz w:val="22"/>
+                <w:sz w:val="24"/>
               </w:rPr>
               <w:t>Nhận xét, đánh giá theo tiêu chí</w:t>
             </w:r>
@@ -13442,7 +13442,7 @@
       <w:r>
         <w:rPr>
           <w:i/>
-          <w:sz w:val="20"/>
+          <w:sz w:val="24"/>
         </w:rPr>
         <w:t>Sơ đồ tư duy – Giá trị lượng giác góc 0°–180° (TTT biên soạn theo SGK)</w:t>
       </w:r>
@@ -17884,7 +17884,7 @@
             <w:r>
               <w:rPr>
                 <w:b/>
-                <w:sz w:val="22"/>
+                <w:sz w:val="24"/>
               </w:rPr>
               <w:t>Hoạt động</w:t>
             </w:r>
@@ -17904,7 +17904,7 @@
             <w:r>
               <w:rPr>
                 <w:b/>
-                <w:sz w:val="22"/>
+                <w:sz w:val="24"/>
               </w:rPr>
               <w:t>Hình thức đánh giá</w:t>
             </w:r>
@@ -17924,7 +17924,7 @@
             <w:r>
               <w:rPr>
                 <w:b/>
-                <w:sz w:val="22"/>
+                <w:sz w:val="24"/>
               </w:rPr>
               <w:t>Công cụ</w:t>
             </w:r>
@@ -17944,7 +17944,7 @@
             <w:r>
               <w:rPr>
                 <w:b/>
-                <w:sz w:val="22"/>
+                <w:sz w:val="24"/>
               </w:rPr>
               <w:t>Tiêu chí (thông báo trước cho HS)</w:t>
             </w:r>
@@ -17966,7 +17966,7 @@
             </w:pPr>
             <w:r>
               <w:rPr>
-                <w:sz w:val="22"/>
+                <w:sz w:val="24"/>
               </w:rPr>
               <w:t>HĐ1</w:t>
             </w:r>
@@ -17983,7 +17983,7 @@
             </w:pPr>
             <w:r>
               <w:rPr>
-                <w:sz w:val="22"/>
+                <w:sz w:val="24"/>
               </w:rPr>
               <w:t>Quan sát, hỏi – đáp</w:t>
             </w:r>
@@ -18000,7 +18000,7 @@
             </w:pPr>
             <w:r>
               <w:rPr>
-                <w:sz w:val="22"/>
+                <w:sz w:val="24"/>
               </w:rPr>
               <w:t>Câu hỏi tình huống mở đầu</w:t>
             </w:r>
@@ -18017,7 +18017,7 @@
             </w:pPr>
             <w:r>
               <w:rPr>
-                <w:sz w:val="22"/>
+                <w:sz w:val="24"/>
               </w:rPr>
               <w:t>Tham gia nêu ý kiến và lí do (không chấm đúng, sai)</w:t>
             </w:r>
@@ -18039,7 +18039,7 @@
             </w:pPr>
             <w:r>
               <w:rPr>
-                <w:sz w:val="22"/>
+                <w:sz w:val="24"/>
               </w:rPr>
               <w:t>HĐ2.1, 2.2</w:t>
             </w:r>
@@ -18056,7 +18056,7 @@
             </w:pPr>
             <w:r>
               <w:rPr>
-                <w:sz w:val="22"/>
+                <w:sz w:val="24"/>
               </w:rPr>
               <w:t>Hỏi – đáp; nhận xét bài làm</w:t>
             </w:r>
@@ -18073,7 +18073,7 @@
             </w:pPr>
             <w:r>
               <w:rPr>
-                <w:sz w:val="22"/>
+                <w:sz w:val="24"/>
               </w:rPr>
               <w:t>Phiếu HT số 1; HĐ1 SGK; Ví dụ 1; Luyện tập 1; máy tính cầm tay</w:t>
             </w:r>
@@ -18090,7 +18090,7 @@
             </w:pPr>
             <w:r>
               <w:rPr>
-                <w:sz w:val="22"/>
+                <w:sz w:val="24"/>
               </w:rPr>
               <w:t xml:space="preserve">Xác định đúng vị trí, tọa độ của </w:t>
             </w:r>
@@ -18104,7 +18104,7 @@
             </m:oMath>
             <w:r>
               <w:rPr>
-                <w:sz w:val="22"/>
+                <w:sz w:val="24"/>
               </w:rPr>
               <w:t xml:space="preserve"> và dấu; tính đúng giá trị lượng giác của </w:t>
             </w:r>
@@ -18137,7 +18137,7 @@
             </m:oMath>
             <w:r>
               <w:rPr>
-                <w:sz w:val="22"/>
+                <w:sz w:val="24"/>
               </w:rPr>
               <w:t xml:space="preserve">, </w:t>
             </w:r>
@@ -18170,7 +18170,7 @@
             </m:oMath>
             <w:r>
               <w:rPr>
-                <w:sz w:val="22"/>
+                <w:sz w:val="24"/>
               </w:rPr>
               <w:t>; bấm máy đúng đơn vị độ</w:t>
             </w:r>
@@ -18192,7 +18192,7 @@
             </w:pPr>
             <w:r>
               <w:rPr>
-                <w:sz w:val="22"/>
+                <w:sz w:val="24"/>
               </w:rPr>
               <w:t>HĐ2.3</w:t>
             </w:r>
@@ -18209,7 +18209,7 @@
             </w:pPr>
             <w:r>
               <w:rPr>
-                <w:sz w:val="22"/>
+                <w:sz w:val="24"/>
               </w:rPr>
               <w:t>Hỏi – đáp; chấm Phiếu số 2</w:t>
             </w:r>
@@ -18226,7 +18226,7 @@
             </w:pPr>
             <w:r>
               <w:rPr>
-                <w:sz w:val="22"/>
+                <w:sz w:val="24"/>
               </w:rPr>
               <w:t>Phiếu HT số 2; HĐ2 SGK; Ví dụ 2; Luyện tập 2</w:t>
             </w:r>
@@ -18243,7 +18243,7 @@
             </w:pPr>
             <w:r>
               <w:rPr>
-                <w:sz w:val="22"/>
+                <w:sz w:val="24"/>
               </w:rPr>
               <w:t xml:space="preserve">Viết đúng 4 hệ thức của hai góc bù nhau; điền đúng bảng; chứng minh được </w:t>
             </w:r>
@@ -18273,7 +18273,7 @@
             </w:pPr>
             <w:r>
               <w:rPr>
-                <w:sz w:val="22"/>
+                <w:sz w:val="24"/>
               </w:rPr>
               <w:t>HĐ3</w:t>
             </w:r>
@@ -18290,7 +18290,7 @@
             </w:pPr>
             <w:r>
               <w:rPr>
-                <w:sz w:val="22"/>
+                <w:sz w:val="24"/>
               </w:rPr>
               <w:t>Chấm chéo; đánh giá phiếu nhóm</w:t>
             </w:r>
@@ -18307,7 +18307,7 @@
             </w:pPr>
             <w:r>
               <w:rPr>
-                <w:sz w:val="22"/>
+                <w:sz w:val="24"/>
               </w:rPr>
               <w:t>Phiếu HT số 3, 4; Nhật ký sử dụng AI</w:t>
             </w:r>
@@ -18324,7 +18324,7 @@
             </w:pPr>
             <w:r>
               <w:rPr>
-                <w:sz w:val="22"/>
+                <w:sz w:val="24"/>
               </w:rPr>
               <w:t>Mức Đạt: hoàn thành đúng Mức 1–2. Trạm AI: chỉ đúng chỗ sai, giải thích được nguyên nhân, sửa đúng</w:t>
             </w:r>
@@ -18346,7 +18346,7 @@
             </w:pPr>
             <w:r>
               <w:rPr>
-                <w:sz w:val="22"/>
+                <w:sz w:val="24"/>
               </w:rPr>
               <w:t>HĐ4</w:t>
             </w:r>
@@ -18363,13 +18363,13 @@
             </w:pPr>
             <w:r>
               <w:rPr>
-                <w:sz w:val="22"/>
+                <w:sz w:val="24"/>
               </w:rPr>
               <w:t xml:space="preserve">Đánh giá sản phẩm (GV + nhóm đánh </w:t>
             </w:r>
             <w:r>
               <w:rPr>
-                <w:sz w:val="22"/>
+                <w:sz w:val="24"/>
               </w:rPr>
               <w:lastRenderedPageBreak/>
               <w:t>giá đồng đẳng)</w:t>
@@ -18387,7 +18387,7 @@
             </w:pPr>
             <w:r>
               <w:rPr>
-                <w:sz w:val="22"/>
+                <w:sz w:val="24"/>
               </w:rPr>
               <w:lastRenderedPageBreak/>
               <w:t>Rubric sản phẩm vận dụng (thang 10)</w:t>
@@ -18405,7 +18405,7 @@
             </w:pPr>
             <w:r>
               <w:rPr>
-                <w:sz w:val="22"/>
+                <w:sz w:val="24"/>
               </w:rPr>
               <w:t>Theo bảng tiêu chí dưới đây</w:t>
             </w:r>
@@ -18427,7 +18427,7 @@
             </w:pPr>
             <w:r>
               <w:rPr>
-                <w:sz w:val="22"/>
+                <w:sz w:val="24"/>
               </w:rPr>
               <w:t>Củng cố</w:t>
             </w:r>
@@ -18444,7 +18444,7 @@
             </w:pPr>
             <w:r>
               <w:rPr>
-                <w:sz w:val="22"/>
+                <w:sz w:val="24"/>
               </w:rPr>
               <w:t>Trắc nghiệm nhanh online (hoặc thẻ A, B, C, D)</w:t>
             </w:r>
@@ -18461,7 +18461,7 @@
             </w:pPr>
             <w:r>
               <w:rPr>
-                <w:sz w:val="22"/>
+                <w:sz w:val="24"/>
               </w:rPr>
               <w:t>6 câu trắc nghiệm, 1 câu đúng sai</w:t>
             </w:r>
@@ -18478,7 +18478,7 @@
             </w:pPr>
             <w:r>
               <w:rPr>
-                <w:sz w:val="22"/>
+                <w:sz w:val="24"/>
               </w:rPr>
               <w:t>Mức Đạt: đúng từ 5/7 câu trở lên (câu đúng sai tính đúng khi đúng ít nhất 3/4 ý)</w:t>
             </w:r>
@@ -18531,7 +18531,7 @@
             <w:r>
               <w:rPr>
                 <w:b/>
-                <w:sz w:val="22"/>
+                <w:sz w:val="24"/>
               </w:rPr>
               <w:t>Tiêu chí</w:t>
             </w:r>
@@ -18551,7 +18551,7 @@
             <w:r>
               <w:rPr>
                 <w:b/>
-                <w:sz w:val="22"/>
+                <w:sz w:val="24"/>
               </w:rPr>
               <w:t>Mức tốt</w:t>
             </w:r>
@@ -18571,7 +18571,7 @@
             <w:r>
               <w:rPr>
                 <w:b/>
-                <w:sz w:val="22"/>
+                <w:sz w:val="24"/>
               </w:rPr>
               <w:t>Mức đạt</w:t>
             </w:r>
@@ -18591,7 +18591,7 @@
             <w:r>
               <w:rPr>
                 <w:b/>
-                <w:sz w:val="22"/>
+                <w:sz w:val="24"/>
               </w:rPr>
               <w:t>Mức chưa đạt</w:t>
             </w:r>
@@ -18611,7 +18611,7 @@
             <w:r>
               <w:rPr>
                 <w:b/>
-                <w:sz w:val="22"/>
+                <w:sz w:val="24"/>
               </w:rPr>
               <w:t>Điểm</w:t>
             </w:r>
@@ -18633,7 +18633,7 @@
             </w:pPr>
             <w:r>
               <w:rPr>
-                <w:sz w:val="22"/>
+                <w:sz w:val="24"/>
               </w:rPr>
               <w:t>1. Số liệu đo</w:t>
             </w:r>
@@ -18650,7 +18650,7 @@
             </w:pPr>
             <w:r>
               <w:rPr>
-                <w:sz w:val="22"/>
+                <w:sz w:val="24"/>
               </w:rPr>
               <w:t xml:space="preserve">Đo đủ </w:t>
             </w:r>
@@ -18664,7 +18664,7 @@
             </m:oMath>
             <w:r>
               <w:rPr>
-                <w:sz w:val="22"/>
+                <w:sz w:val="24"/>
               </w:rPr>
               <w:t xml:space="preserve">, </w:t>
             </w:r>
@@ -18697,7 +18697,7 @@
             </m:oMath>
             <w:r>
               <w:rPr>
-                <w:sz w:val="22"/>
+                <w:sz w:val="24"/>
               </w:rPr>
               <w:t xml:space="preserve">, </w:t>
             </w:r>
@@ -18711,7 +18711,7 @@
             </m:oMath>
             <w:r>
               <w:rPr>
-                <w:sz w:val="22"/>
+                <w:sz w:val="24"/>
               </w:rPr>
               <w:t xml:space="preserve">, </w:t>
             </w:r>
@@ -18725,7 +18725,7 @@
             </m:oMath>
             <w:r>
               <w:rPr>
-                <w:sz w:val="22"/>
+                <w:sz w:val="24"/>
               </w:rPr>
               <w:t>; có ảnh minh chứng</w:t>
             </w:r>
@@ -18742,7 +18742,7 @@
             </w:pPr>
             <w:r>
               <w:rPr>
-                <w:sz w:val="22"/>
+                <w:sz w:val="24"/>
               </w:rPr>
               <w:t>Đủ số liệu, thiếu minh chứng</w:t>
             </w:r>
@@ -18759,7 +18759,7 @@
             </w:pPr>
             <w:r>
               <w:rPr>
-                <w:sz w:val="22"/>
+                <w:sz w:val="24"/>
               </w:rPr>
               <w:t>Thiếu số liệu</w:t>
             </w:r>
@@ -18777,7 +18777,7 @@
             </w:pPr>
             <w:r>
               <w:rPr>
-                <w:sz w:val="22"/>
+                <w:sz w:val="24"/>
               </w:rPr>
               <w:t>2</w:t>
             </w:r>
@@ -18799,7 +18799,7 @@
             </w:pPr>
             <w:r>
               <w:rPr>
-                <w:sz w:val="22"/>
+                <w:sz w:val="24"/>
               </w:rPr>
               <w:t>2. Mô hình, tính toán</w:t>
             </w:r>
@@ -18816,7 +18816,7 @@
             </w:pPr>
             <w:r>
               <w:rPr>
-                <w:sz w:val="22"/>
+                <w:sz w:val="24"/>
               </w:rPr>
               <w:t xml:space="preserve">Viết đúng </w:t>
             </w:r>
@@ -18876,7 +18876,7 @@
             </m:oMath>
             <w:r>
               <w:rPr>
-                <w:sz w:val="22"/>
+                <w:sz w:val="24"/>
               </w:rPr>
               <w:t>; tính đúng với cả góc nhọn và góc tù</w:t>
             </w:r>
@@ -18893,7 +18893,7 @@
             </w:pPr>
             <w:r>
               <w:rPr>
-                <w:sz w:val="22"/>
+                <w:sz w:val="24"/>
               </w:rPr>
               <w:t>Công thức đúng, sai sót nhỏ khi tính</w:t>
             </w:r>
@@ -18910,7 +18910,7 @@
             </w:pPr>
             <w:r>
               <w:rPr>
-                <w:sz w:val="22"/>
+                <w:sz w:val="24"/>
               </w:rPr>
               <w:t>Công thức sai</w:t>
             </w:r>
@@ -18928,7 +18928,7 @@
             </w:pPr>
             <w:r>
               <w:rPr>
-                <w:sz w:val="22"/>
+                <w:sz w:val="24"/>
               </w:rPr>
               <w:t>3</w:t>
             </w:r>
@@ -18950,7 +18950,7 @@
             </w:pPr>
             <w:r>
               <w:rPr>
-                <w:sz w:val="22"/>
+                <w:sz w:val="24"/>
               </w:rPr>
               <w:t>3. So sánh, giải thích</w:t>
             </w:r>
@@ -18967,7 +18967,7 @@
             </w:pPr>
             <w:r>
               <w:rPr>
-                <w:sz w:val="22"/>
+                <w:sz w:val="24"/>
               </w:rPr>
               <w:t>So sánh đo – tính, giải thích sai số; giải thích đúng vì sao hai góc bù cho cùng độ cao</w:t>
             </w:r>
@@ -18984,7 +18984,7 @@
             </w:pPr>
             <w:r>
               <w:rPr>
-                <w:sz w:val="22"/>
+                <w:sz w:val="24"/>
               </w:rPr>
               <w:t>Có so sánh, giải thích chưa đầy đủ</w:t>
             </w:r>
@@ -19001,7 +19001,7 @@
             </w:pPr>
             <w:r>
               <w:rPr>
-                <w:sz w:val="22"/>
+                <w:sz w:val="24"/>
               </w:rPr>
               <w:t>Không so sánh, không giải thích</w:t>
             </w:r>
@@ -19019,7 +19019,7 @@
             </w:pPr>
             <w:r>
               <w:rPr>
-                <w:sz w:val="22"/>
+                <w:sz w:val="24"/>
               </w:rPr>
               <w:t>3</w:t>
             </w:r>
@@ -19041,7 +19041,7 @@
             </w:pPr>
             <w:r>
               <w:rPr>
-                <w:sz w:val="22"/>
+                <w:sz w:val="24"/>
               </w:rPr>
               <w:t>4. Trình bày, dùng AI có trách nhiệm</w:t>
             </w:r>
@@ -19058,7 +19058,7 @@
             </w:pPr>
             <w:r>
               <w:rPr>
-                <w:sz w:val="22"/>
+                <w:sz w:val="24"/>
               </w:rPr>
               <w:t>Slide rõ ràng, có mô phỏng GeoGebra; Nhật ký AI đầy đủ, có kiểm chứng</w:t>
             </w:r>
@@ -19075,7 +19075,7 @@
             </w:pPr>
             <w:r>
               <w:rPr>
-                <w:sz w:val="22"/>
+                <w:sz w:val="24"/>
               </w:rPr>
               <w:t>Slide đủ nội dung; Nhật ký AI sơ sài</w:t>
             </w:r>
@@ -19092,7 +19092,7 @@
             </w:pPr>
             <w:r>
               <w:rPr>
-                <w:sz w:val="22"/>
+                <w:sz w:val="24"/>
               </w:rPr>
               <w:t>Sao chép lời giải AI hoặc không có Nhật ký AI</w:t>
             </w:r>
@@ -19110,7 +19110,7 @@
             </w:pPr>
             <w:r>
               <w:rPr>
-                <w:sz w:val="22"/>
+                <w:sz w:val="24"/>
               </w:rPr>
               <w:t>2</w:t>
             </w:r>
@@ -25705,7 +25705,7 @@
             <w:r>
               <w:rPr>
                 <w:b/>
-                <w:sz w:val="22"/>
+                <w:sz w:val="24"/>
               </w:rPr>
               <w:t>Lần</w:t>
             </w:r>
@@ -25725,7 +25725,7 @@
             <w:r>
               <w:rPr>
                 <w:b/>
-                <w:sz w:val="22"/>
+                <w:sz w:val="24"/>
               </w:rPr>
               <w:t>Câu lệnh em/nhóm đã nhập</w:t>
             </w:r>
@@ -25745,7 +25745,7 @@
             <w:r>
               <w:rPr>
                 <w:b/>
-                <w:sz w:val="22"/>
+                <w:sz w:val="24"/>
               </w:rPr>
               <w:t>AI trả lời (tóm tắt)</w:t>
             </w:r>
@@ -25765,7 +25765,7 @@
             <w:r>
               <w:rPr>
                 <w:b/>
-                <w:sz w:val="22"/>
+                <w:sz w:val="24"/>
               </w:rPr>
               <w:t>Em/nhóm kiểm chứng thế nào? Đúng/sai?</w:t>
             </w:r>
@@ -25785,7 +25785,7 @@
             <w:r>
               <w:rPr>
                 <w:b/>
-                <w:sz w:val="22"/>
+                <w:sz w:val="24"/>
               </w:rPr>
               <w:t>Em/nhóm đã dùng gợi ý vào đâu</w:t>
             </w:r>
@@ -25808,7 +25808,7 @@
             </w:pPr>
             <w:r>
               <w:rPr>
-                <w:sz w:val="22"/>
+                <w:sz w:val="24"/>
               </w:rPr>
               <w:t>1</w:t>
             </w:r>
@@ -25885,7 +25885,7 @@
             </w:pPr>
             <w:r>
               <w:rPr>
-                <w:sz w:val="22"/>
+                <w:sz w:val="24"/>
               </w:rPr>
               <w:t>2</w:t>
             </w:r>
@@ -26071,7 +26071,7 @@
         <w:rPr>
           <w:b/>
           <w:color w:val="FF0000"/>
-          <w:sz w:val="28"/>
+          <w:sz w:val="24"/>
         </w:rPr>
         <w:t>KẾ HOẠCH BÀI DẠY MÔN TOÁN LỚP 10</w:t>
       </w:r>
@@ -26977,7 +26977,7 @@
             <w:r>
               <w:rPr>
                 <w:b/>
-                <w:sz w:val="22"/>
+                <w:sz w:val="24"/>
               </w:rPr>
               <w:t>Công cụ</w:t>
             </w:r>
@@ -26997,7 +26997,7 @@
             <w:r>
               <w:rPr>
                 <w:b/>
-                <w:sz w:val="22"/>
+                <w:sz w:val="24"/>
               </w:rPr>
               <w:t>Dùng ở hoạt động</w:t>
             </w:r>
@@ -27017,7 +27017,7 @@
             <w:r>
               <w:rPr>
                 <w:b/>
-                <w:sz w:val="22"/>
+                <w:sz w:val="24"/>
               </w:rPr>
               <w:t>Dùng để làm gì</w:t>
             </w:r>
@@ -27037,7 +27037,7 @@
             <w:r>
               <w:rPr>
                 <w:b/>
-                <w:sz w:val="22"/>
+                <w:sz w:val="24"/>
               </w:rPr>
               <w:t>Vai trò của GV</w:t>
             </w:r>
@@ -27059,7 +27059,7 @@
             </w:pPr>
             <w:r>
               <w:rPr>
-                <w:sz w:val="22"/>
+                <w:sz w:val="24"/>
               </w:rPr>
               <w:t>GeoGebra (máy GV; điện thoại HS)</w:t>
             </w:r>
@@ -27076,7 +27076,7 @@
             </w:pPr>
             <w:r>
               <w:rPr>
-                <w:sz w:val="22"/>
+                <w:sz w:val="24"/>
               </w:rPr>
               <w:t>HĐ2.1 (Trải nghiệm), HĐ2.3</w:t>
             </w:r>
@@ -27093,7 +27093,7 @@
             </w:pPr>
             <w:r>
               <w:rPr>
-                <w:sz w:val="22"/>
+                <w:sz w:val="24"/>
               </w:rPr>
               <w:t>Vẽ tam giác, đo cạnh, góc; kiểm chứng định lí côsin, sin và kết quả giải tam giác</w:t>
             </w:r>
@@ -27110,7 +27110,7 @@
             </w:pPr>
             <w:r>
               <w:rPr>
-                <w:sz w:val="22"/>
+                <w:sz w:val="24"/>
               </w:rPr>
               <w:t>Yêu cầu HS tính tay trước, kiểm chứng sau</w:t>
             </w:r>
@@ -27132,7 +27132,7 @@
             </w:pPr>
             <w:r>
               <w:rPr>
-                <w:sz w:val="22"/>
+                <w:sz w:val="24"/>
               </w:rPr>
               <w:t>Google Maps (chế độ đo khoảng cách)</w:t>
             </w:r>
@@ -27149,7 +27149,7 @@
             </w:pPr>
             <w:r>
               <w:rPr>
-                <w:sz w:val="22"/>
+                <w:sz w:val="24"/>
               </w:rPr>
               <w:t>HĐ2.4 (Vận dụng 3), HĐ4</w:t>
             </w:r>
@@ -27166,7 +27166,7 @@
             </w:pPr>
             <w:r>
               <w:rPr>
-                <w:sz w:val="22"/>
+                <w:sz w:val="24"/>
               </w:rPr>
               <w:t>Đo khoảng cách giữa hai điểm trên bản đồ để tính diện tích khu đất</w:t>
             </w:r>
@@ -27183,7 +27183,7 @@
             </w:pPr>
             <w:r>
               <w:rPr>
-                <w:sz w:val="22"/>
+                <w:sz w:val="24"/>
               </w:rPr>
               <w:t>Hướng dẫn thao tác; nhắc sai số của phép đo trên bản đồ</w:t>
             </w:r>
@@ -27205,7 +27205,7 @@
             </w:pPr>
             <w:r>
               <w:rPr>
-                <w:sz w:val="22"/>
+                <w:sz w:val="24"/>
               </w:rPr>
               <w:t>Chatbot AI (Gemini/ChatGPT/Copilot… tùy điều kiện) – GV sử dụng khi chuẩn bị bài</w:t>
             </w:r>
@@ -27222,7 +27222,7 @@
             </w:pPr>
             <w:r>
               <w:rPr>
-                <w:sz w:val="22"/>
+                <w:sz w:val="24"/>
               </w:rPr>
               <w:t>Chuẩn bị HĐ3</w:t>
             </w:r>
@@ -27239,7 +27239,7 @@
             </w:pPr>
             <w:r>
               <w:rPr>
-                <w:sz w:val="22"/>
+                <w:sz w:val="24"/>
               </w:rPr>
               <w:t>Hỗ trợ sắp xếp bài tập theo 3 mức; tạo lời giải "của AI" có lỗi (Phiếu số 4)</w:t>
             </w:r>
@@ -27256,7 +27256,7 @@
             </w:pPr>
             <w:r>
               <w:rPr>
-                <w:sz w:val="22"/>
+                <w:sz w:val="24"/>
               </w:rPr>
               <w:t>Thẩm định, chỉnh sửa đề và đáp án trước khi dùng</w:t>
             </w:r>
@@ -27278,7 +27278,7 @@
             </w:pPr>
             <w:r>
               <w:rPr>
-                <w:sz w:val="22"/>
+                <w:sz w:val="24"/>
               </w:rPr>
               <w:t>Chatbot AI – HS sử dụng theo nhóm, 01 thiết bị/nhóm</w:t>
             </w:r>
@@ -27295,7 +27295,7 @@
             </w:pPr>
             <w:r>
               <w:rPr>
-                <w:sz w:val="22"/>
+                <w:sz w:val="24"/>
               </w:rPr>
               <w:t>HĐ3, HĐ4</w:t>
             </w:r>
@@ -27312,7 +27312,7 @@
             </w:pPr>
             <w:r>
               <w:rPr>
-                <w:sz w:val="22"/>
+                <w:sz w:val="24"/>
               </w:rPr>
               <w:t>Hỏi AI gợi ý phương án đo; đối chiếu lời giải</w:t>
             </w:r>
@@ -27329,7 +27329,7 @@
             </w:pPr>
             <w:r>
               <w:rPr>
-                <w:sz w:val="22"/>
+                <w:sz w:val="24"/>
               </w:rPr>
               <w:t>Cung cấp câu lệnh mẫu; giám sát thiết bị; yêu cầu ghi Nhật ký sử dụng AI</w:t>
             </w:r>
@@ -27351,7 +27351,7 @@
             </w:pPr>
             <w:r>
               <w:rPr>
-                <w:sz w:val="22"/>
+                <w:sz w:val="24"/>
               </w:rPr>
               <w:lastRenderedPageBreak/>
               <w:t>Google Classroom/Padlet của lớp</w:t>
@@ -27369,7 +27369,7 @@
             </w:pPr>
             <w:r>
               <w:rPr>
-                <w:sz w:val="22"/>
+                <w:sz w:val="24"/>
               </w:rPr>
               <w:t>HĐ4</w:t>
             </w:r>
@@ -27386,7 +27386,7 @@
             </w:pPr>
             <w:r>
               <w:rPr>
-                <w:sz w:val="22"/>
+                <w:sz w:val="24"/>
               </w:rPr>
               <w:t>Nộp, chia sẻ, nhận xét báo cáo đo đạc</w:t>
             </w:r>
@@ -27403,7 +27403,7 @@
             </w:pPr>
             <w:r>
               <w:rPr>
-                <w:sz w:val="22"/>
+                <w:sz w:val="24"/>
               </w:rPr>
               <w:t>Nhận xét, đánh giá theo tiêu chí</w:t>
             </w:r>
@@ -39842,7 +39842,7 @@
       <w:r>
         <w:rPr>
           <w:i/>
-          <w:sz w:val="20"/>
+          <w:sz w:val="24"/>
         </w:rPr>
         <w:t>Sơ đồ tư duy – Định lí sin, cosin &amp; Diện tích (TTT biên soạn theo SGK)</w:t>
       </w:r>
@@ -44063,7 +44063,7 @@
             <w:r>
               <w:rPr>
                 <w:b/>
-                <w:sz w:val="22"/>
+                <w:sz w:val="24"/>
               </w:rPr>
               <w:t>Hoạt động</w:t>
             </w:r>
@@ -44083,7 +44083,7 @@
             <w:r>
               <w:rPr>
                 <w:b/>
-                <w:sz w:val="22"/>
+                <w:sz w:val="24"/>
               </w:rPr>
               <w:t>Hình thức đánh giá</w:t>
             </w:r>
@@ -44103,7 +44103,7 @@
             <w:r>
               <w:rPr>
                 <w:b/>
-                <w:sz w:val="22"/>
+                <w:sz w:val="24"/>
               </w:rPr>
               <w:t>Công cụ</w:t>
             </w:r>
@@ -44123,7 +44123,7 @@
             <w:r>
               <w:rPr>
                 <w:b/>
-                <w:sz w:val="22"/>
+                <w:sz w:val="24"/>
               </w:rPr>
               <w:t>Tiêu chí (thông báo trước cho HS)</w:t>
             </w:r>
@@ -44145,7 +44145,7 @@
             </w:pPr>
             <w:r>
               <w:rPr>
-                <w:sz w:val="22"/>
+                <w:sz w:val="24"/>
               </w:rPr>
               <w:t>HĐ1</w:t>
             </w:r>
@@ -44162,7 +44162,7 @@
             </w:pPr>
             <w:r>
               <w:rPr>
-                <w:sz w:val="22"/>
+                <w:sz w:val="24"/>
               </w:rPr>
               <w:t>Quan sát, hỏi – đáp</w:t>
             </w:r>
@@ -44179,7 +44179,7 @@
             </w:pPr>
             <w:r>
               <w:rPr>
-                <w:sz w:val="22"/>
+                <w:sz w:val="24"/>
               </w:rPr>
               <w:t>Câu hỏi tình huống mở đầu</w:t>
             </w:r>
@@ -44196,7 +44196,7 @@
             </w:pPr>
             <w:r>
               <w:rPr>
-                <w:sz w:val="22"/>
+                <w:sz w:val="24"/>
               </w:rPr>
               <w:t>Tham gia nêu ý tưởng và lí do (không chấm đúng, sai)</w:t>
             </w:r>
@@ -44218,7 +44218,7 @@
             </w:pPr>
             <w:r>
               <w:rPr>
-                <w:sz w:val="22"/>
+                <w:sz w:val="24"/>
               </w:rPr>
               <w:t>HĐ2.1</w:t>
             </w:r>
@@ -44235,7 +44235,7 @@
             </w:pPr>
             <w:r>
               <w:rPr>
-                <w:sz w:val="22"/>
+                <w:sz w:val="24"/>
               </w:rPr>
               <w:t>Đánh giá sản phẩm nhóm; hỏi – đáp</w:t>
             </w:r>
@@ -44252,7 +44252,7 @@
             </w:pPr>
             <w:r>
               <w:rPr>
-                <w:sz w:val="22"/>
+                <w:sz w:val="24"/>
               </w:rPr>
               <w:t>Phiếu HT số 1; HĐ1, HĐ2 SGK; Ví dụ 1; Luyện tập 1</w:t>
             </w:r>
@@ -44269,7 +44269,7 @@
             </w:pPr>
             <w:r>
               <w:rPr>
-                <w:sz w:val="22"/>
+                <w:sz w:val="24"/>
               </w:rPr>
               <w:t>Vẽ đúng sơ đồ tỉ lệ; thiết lập đúng các bước định lí côsin; tính đúng cạnh, góc</w:t>
             </w:r>
@@ -44291,7 +44291,7 @@
             </w:pPr>
             <w:r>
               <w:rPr>
-                <w:sz w:val="22"/>
+                <w:sz w:val="24"/>
               </w:rPr>
               <w:t>HĐ2.2, 2.3</w:t>
             </w:r>
@@ -44308,7 +44308,7 @@
             </w:pPr>
             <w:r>
               <w:rPr>
-                <w:sz w:val="22"/>
+                <w:sz w:val="24"/>
               </w:rPr>
               <w:t>Hỏi – đáp; nhận xét bài làm</w:t>
             </w:r>
@@ -44325,7 +44325,7 @@
             </w:pPr>
             <w:r>
               <w:rPr>
-                <w:sz w:val="22"/>
+                <w:sz w:val="24"/>
               </w:rPr>
               <w:t>HĐ3 SGK; Ví dụ 2, 3, 4; Luyện tập 2, 3; Vận dụng 2</w:t>
             </w:r>
@@ -44342,7 +44342,7 @@
             </w:pPr>
             <w:r>
               <w:rPr>
-                <w:sz w:val="22"/>
+                <w:sz w:val="24"/>
               </w:rPr>
               <w:t xml:space="preserve">Chứng minh được </w:t>
             </w:r>
@@ -44371,7 +44371,7 @@
             </m:oMath>
             <w:r>
               <w:rPr>
-                <w:sz w:val="22"/>
+                <w:sz w:val="24"/>
               </w:rPr>
               <w:t>; chọn đúng định lí; giải đúng tam giác; nêu đủ các bước đo</w:t>
             </w:r>
@@ -44393,7 +44393,7 @@
             </w:pPr>
             <w:r>
               <w:rPr>
-                <w:sz w:val="22"/>
+                <w:sz w:val="24"/>
               </w:rPr>
               <w:t>HĐ2.4</w:t>
             </w:r>
@@ -44410,7 +44410,7 @@
             </w:pPr>
             <w:r>
               <w:rPr>
-                <w:sz w:val="22"/>
+                <w:sz w:val="24"/>
               </w:rPr>
               <w:t>Hỏi – đáp; chấm Phiếu số 2</w:t>
             </w:r>
@@ -44427,7 +44427,7 @@
             </w:pPr>
             <w:r>
               <w:rPr>
-                <w:sz w:val="22"/>
+                <w:sz w:val="24"/>
               </w:rPr>
               <w:t>Phiếu HT số 2; HĐ4, HĐ5 SGK; Ví dụ 5, 6; Luyện tập 4; Vận dụng 3</w:t>
             </w:r>
@@ -44444,7 +44444,7 @@
             </w:pPr>
             <w:r>
               <w:rPr>
-                <w:sz w:val="22"/>
+                <w:sz w:val="24"/>
               </w:rPr>
               <w:t xml:space="preserve">Thiết lập đúng </w:t>
             </w:r>
@@ -44458,7 +44458,7 @@
             </m:oMath>
             <w:r>
               <w:rPr>
-                <w:sz w:val="22"/>
+                <w:sz w:val="24"/>
               </w:rPr>
               <w:t xml:space="preserve">, </w:t>
             </w:r>
@@ -44518,7 +44518,7 @@
             </m:oMath>
             <w:r>
               <w:rPr>
-                <w:sz w:val="22"/>
+                <w:sz w:val="24"/>
               </w:rPr>
               <w:t>; chọn công thức phù hợp; tính đúng diện tích</w:t>
             </w:r>
@@ -44540,7 +44540,7 @@
             </w:pPr>
             <w:r>
               <w:rPr>
-                <w:sz w:val="22"/>
+                <w:sz w:val="24"/>
               </w:rPr>
               <w:t>HĐ3</w:t>
             </w:r>
@@ -44557,7 +44557,7 @@
             </w:pPr>
             <w:r>
               <w:rPr>
-                <w:sz w:val="22"/>
+                <w:sz w:val="24"/>
               </w:rPr>
               <w:t>Chấm chéo; đánh giá phiếu nhóm</w:t>
             </w:r>
@@ -44574,7 +44574,7 @@
             </w:pPr>
             <w:r>
               <w:rPr>
-                <w:sz w:val="22"/>
+                <w:sz w:val="24"/>
               </w:rPr>
               <w:t>Phiếu HT số 3, 4; Nhật ký sử dụng AI</w:t>
             </w:r>
@@ -44591,7 +44591,7 @@
             </w:pPr>
             <w:r>
               <w:rPr>
-                <w:sz w:val="22"/>
+                <w:sz w:val="24"/>
               </w:rPr>
               <w:t>Mức Đạt: hoàn thành đúng Mức 1–2. Trạm AI: chỉ đúng bước sai, giải thích và sửa đúng</w:t>
             </w:r>
@@ -44613,7 +44613,7 @@
             </w:pPr>
             <w:r>
               <w:rPr>
-                <w:sz w:val="22"/>
+                <w:sz w:val="24"/>
               </w:rPr>
               <w:t>HĐ4</w:t>
             </w:r>
@@ -44630,7 +44630,7 @@
             </w:pPr>
             <w:r>
               <w:rPr>
-                <w:sz w:val="22"/>
+                <w:sz w:val="24"/>
               </w:rPr>
               <w:t>Đánh giá sản phẩm (GV + nhóm đánh giá đồng đẳng)</w:t>
             </w:r>
@@ -44647,7 +44647,7 @@
             </w:pPr>
             <w:r>
               <w:rPr>
-                <w:sz w:val="22"/>
+                <w:sz w:val="24"/>
               </w:rPr>
               <w:t>Rubric sản phẩm vận dụng (thang 10)</w:t>
             </w:r>
@@ -44664,7 +44664,7 @@
             </w:pPr>
             <w:r>
               <w:rPr>
-                <w:sz w:val="22"/>
+                <w:sz w:val="24"/>
               </w:rPr>
               <w:t>Theo bảng tiêu chí dưới đây</w:t>
             </w:r>
@@ -44686,7 +44686,7 @@
             </w:pPr>
             <w:r>
               <w:rPr>
-                <w:sz w:val="22"/>
+                <w:sz w:val="24"/>
               </w:rPr>
               <w:t>Củng cố</w:t>
             </w:r>
@@ -44703,7 +44703,7 @@
             </w:pPr>
             <w:r>
               <w:rPr>
-                <w:sz w:val="22"/>
+                <w:sz w:val="24"/>
               </w:rPr>
               <w:t>Trắc nghiệm nhanh online (hoặc thẻ A, B, C, D)</w:t>
             </w:r>
@@ -44720,7 +44720,7 @@
             </w:pPr>
             <w:r>
               <w:rPr>
-                <w:sz w:val="22"/>
+                <w:sz w:val="24"/>
               </w:rPr>
               <w:t>6 câu trắc nghiệm, 1 câu đúng sai</w:t>
             </w:r>
@@ -44737,7 +44737,7 @@
             </w:pPr>
             <w:r>
               <w:rPr>
-                <w:sz w:val="22"/>
+                <w:sz w:val="24"/>
               </w:rPr>
               <w:t>Mức Đạt: đúng từ 5/7 câu trở lên (câu đúng sai tính đúng khi đúng ít nhất 3/4 ý)</w:t>
             </w:r>
@@ -44790,7 +44790,7 @@
             <w:r>
               <w:rPr>
                 <w:b/>
-                <w:sz w:val="22"/>
+                <w:sz w:val="24"/>
               </w:rPr>
               <w:t>Tiêu chí</w:t>
             </w:r>
@@ -44810,7 +44810,7 @@
             <w:r>
               <w:rPr>
                 <w:b/>
-                <w:sz w:val="22"/>
+                <w:sz w:val="24"/>
               </w:rPr>
               <w:t>Mức tốt</w:t>
             </w:r>
@@ -44830,7 +44830,7 @@
             <w:r>
               <w:rPr>
                 <w:b/>
-                <w:sz w:val="22"/>
+                <w:sz w:val="24"/>
               </w:rPr>
               <w:t>Mức đạt</w:t>
             </w:r>
@@ -44850,7 +44850,7 @@
             <w:r>
               <w:rPr>
                 <w:b/>
-                <w:sz w:val="22"/>
+                <w:sz w:val="24"/>
               </w:rPr>
               <w:t>Mức chưa đạt</w:t>
             </w:r>
@@ -44870,7 +44870,7 @@
             <w:r>
               <w:rPr>
                 <w:b/>
-                <w:sz w:val="22"/>
+                <w:sz w:val="24"/>
               </w:rPr>
               <w:t>Điểm</w:t>
             </w:r>
@@ -44892,7 +44892,7 @@
             </w:pPr>
             <w:r>
               <w:rPr>
-                <w:sz w:val="22"/>
+                <w:sz w:val="24"/>
               </w:rPr>
               <w:t>1. Phương án và số liệu đo</w:t>
             </w:r>
@@ -44909,7 +44909,7 @@
             </w:pPr>
             <w:r>
               <w:rPr>
-                <w:sz w:val="22"/>
+                <w:sz w:val="24"/>
               </w:rPr>
               <w:t>Sơ đồ rõ; đo mỗi đại lượng ≥ 2 lần; có ảnh minh chứng</w:t>
             </w:r>
@@ -44926,7 +44926,7 @@
             </w:pPr>
             <w:r>
               <w:rPr>
-                <w:sz w:val="22"/>
+                <w:sz w:val="24"/>
               </w:rPr>
               <w:t>Đủ số liệu, đo 1 lần</w:t>
             </w:r>
@@ -44943,7 +44943,7 @@
             </w:pPr>
             <w:r>
               <w:rPr>
-                <w:sz w:val="22"/>
+                <w:sz w:val="24"/>
               </w:rPr>
               <w:t>Thiếu số liệu hoặc số liệu vô lí</w:t>
             </w:r>
@@ -44961,7 +44961,7 @@
             </w:pPr>
             <w:r>
               <w:rPr>
-                <w:sz w:val="22"/>
+                <w:sz w:val="24"/>
               </w:rPr>
               <w:t>3</w:t>
             </w:r>
@@ -44983,7 +44983,7 @@
             </w:pPr>
             <w:r>
               <w:rPr>
-                <w:sz w:val="22"/>
+                <w:sz w:val="24"/>
               </w:rPr>
               <w:t>2. Lời giải</w:t>
             </w:r>
@@ -45000,7 +45000,7 @@
             </w:pPr>
             <w:r>
               <w:rPr>
-                <w:sz w:val="22"/>
+                <w:sz w:val="24"/>
               </w:rPr>
               <w:t>Chọn đúng định lí/công thức; tính đúng; làm tròn hợp lí</w:t>
             </w:r>
@@ -45017,7 +45017,7 @@
             </w:pPr>
             <w:r>
               <w:rPr>
-                <w:sz w:val="22"/>
+                <w:sz w:val="24"/>
               </w:rPr>
               <w:t>Đúng phần lớn, sai sót nhỏ</w:t>
             </w:r>
@@ -45034,7 +45034,7 @@
             </w:pPr>
             <w:r>
               <w:rPr>
-                <w:sz w:val="22"/>
+                <w:sz w:val="24"/>
               </w:rPr>
               <w:t>Chọn sai định lí hoặc sai kết quả</w:t>
             </w:r>
@@ -45052,7 +45052,7 @@
             </w:pPr>
             <w:r>
               <w:rPr>
-                <w:sz w:val="22"/>
+                <w:sz w:val="24"/>
               </w:rPr>
               <w:t>3</w:t>
             </w:r>
@@ -45074,7 +45074,7 @@
             </w:pPr>
             <w:r>
               <w:rPr>
-                <w:sz w:val="22"/>
+                <w:sz w:val="24"/>
               </w:rPr>
               <w:t>3. Kiểm chứng, sai số</w:t>
             </w:r>
@@ -45091,13 +45091,13 @@
             </w:pPr>
             <w:r>
               <w:rPr>
-                <w:sz w:val="22"/>
+                <w:sz w:val="24"/>
               </w:rPr>
               <w:t xml:space="preserve">Kiểm chứng bằng GeoGebra/Google Maps; phân tích nguyên nhân sai </w:t>
             </w:r>
             <w:r>
               <w:rPr>
-                <w:sz w:val="22"/>
+                <w:sz w:val="24"/>
               </w:rPr>
               <w:lastRenderedPageBreak/>
               <w:t>số</w:t>
@@ -45115,7 +45115,7 @@
             </w:pPr>
             <w:r>
               <w:rPr>
-                <w:sz w:val="22"/>
+                <w:sz w:val="24"/>
               </w:rPr>
               <w:lastRenderedPageBreak/>
               <w:t>Có kiểm chứng, chưa phân tích</w:t>
@@ -45133,7 +45133,7 @@
             </w:pPr>
             <w:r>
               <w:rPr>
-                <w:sz w:val="22"/>
+                <w:sz w:val="24"/>
               </w:rPr>
               <w:t>Không kiểm chứng</w:t>
             </w:r>
@@ -45151,7 +45151,7 @@
             </w:pPr>
             <w:r>
               <w:rPr>
-                <w:sz w:val="22"/>
+                <w:sz w:val="24"/>
               </w:rPr>
               <w:t>2</w:t>
             </w:r>
@@ -45173,7 +45173,7 @@
             </w:pPr>
             <w:r>
               <w:rPr>
-                <w:sz w:val="22"/>
+                <w:sz w:val="24"/>
               </w:rPr>
               <w:t>4. Trình bày, dùng AI có trách nhiệm</w:t>
             </w:r>
@@ -45190,7 +45190,7 @@
             </w:pPr>
             <w:r>
               <w:rPr>
-                <w:sz w:val="22"/>
+                <w:sz w:val="24"/>
               </w:rPr>
               <w:t>Slide rõ ràng; Nhật ký AI đầy đủ, trung thực</w:t>
             </w:r>
@@ -45207,7 +45207,7 @@
             </w:pPr>
             <w:r>
               <w:rPr>
-                <w:sz w:val="22"/>
+                <w:sz w:val="24"/>
               </w:rPr>
               <w:t>Slide đủ nội dung; Nhật ký AI sơ sài</w:t>
             </w:r>
@@ -45224,7 +45224,7 @@
             </w:pPr>
             <w:r>
               <w:rPr>
-                <w:sz w:val="22"/>
+                <w:sz w:val="24"/>
               </w:rPr>
               <w:t>Sao chép lời giải AI hoặc không có Nhật ký AI</w:t>
             </w:r>
@@ -45242,7 +45242,7 @@
             </w:pPr>
             <w:r>
               <w:rPr>
-                <w:sz w:val="22"/>
+                <w:sz w:val="24"/>
               </w:rPr>
               <w:t>2</w:t>
             </w:r>
@@ -50371,7 +50371,7 @@
       <w:rPr>
         <w:i/>
         <w:color w:val="1F4E79"/>
-        <w:sz w:val="22"/>
+        <w:sz w:val="24"/>
       </w:rPr>
       <w:t>GV: TTT</w:t>
     </w:r>
@@ -50379,7 +50379,7 @@
       <w:rPr>
         <w:i/>
         <w:color w:val="1F4E79"/>
-        <w:sz w:val="22"/>
+        <w:sz w:val="24"/>
       </w:rPr>
       <w:tab/>
       <w:t xml:space="preserve">Trang </w:t>
@@ -50396,14 +50396,14 @@
     <w:r>
       <w:rPr>
         <w:i/>
-        <w:sz w:val="22"/>
+        <w:sz w:val="24"/>
       </w:rPr>
       <w:t>1</w:t>
     </w:r>
     <w:r>
       <w:rPr>
         <w:i/>
-        <w:sz w:val="22"/>
+        <w:sz w:val="24"/>
       </w:rPr>
       <w:fldChar w:fldCharType="end"/>
     </w:r>
@@ -50463,7 +50463,7 @@
         <w:b/>
         <w:i/>
         <w:color w:val="1F4E79"/>
-        <w:sz w:val="22"/>
+        <w:sz w:val="24"/>
       </w:rPr>
       <w:t>KHBD-TOÁN10</w:t>
     </w:r>
@@ -50471,7 +50471,7 @@
       <w:rPr>
         <w:i/>
         <w:color w:val="1F4E79"/>
-        <w:sz w:val="22"/>
+        <w:sz w:val="24"/>
       </w:rPr>
       <w:tab/>
       <w:t>Năm học 2026-2027</w:t>
@@ -50578,7 +50578,7 @@
         <w:ind w:left="1440" w:hanging="360"/>
       </w:pPr>
       <w:rPr>
-        <w:rFonts w:ascii="Symbol" w:hAnsi="Symbol" w:hint="default"/>
+        <w:rFonts w:ascii="Times New Roman" w:hAnsi="Times New Roman" w:eastAsia="Times New Roman" w:cs="Times New Roman"/>
       </w:rPr>
     </w:lvl>
   </w:abstractNum>
@@ -50599,7 +50599,7 @@
         <w:ind w:left="1080" w:hanging="360"/>
       </w:pPr>
       <w:rPr>
-        <w:rFonts w:ascii="Symbol" w:hAnsi="Symbol" w:hint="default"/>
+        <w:rFonts w:ascii="Times New Roman" w:hAnsi="Times New Roman" w:eastAsia="Times New Roman" w:cs="Times New Roman"/>
       </w:rPr>
     </w:lvl>
   </w:abstractNum>
@@ -50620,7 +50620,7 @@
         <w:ind w:left="720" w:hanging="360"/>
       </w:pPr>
       <w:rPr>
-        <w:rFonts w:ascii="Symbol" w:hAnsi="Symbol" w:hint="default"/>
+        <w:rFonts w:ascii="Times New Roman" w:hAnsi="Times New Roman" w:eastAsia="Times New Roman" w:cs="Times New Roman"/>
       </w:rPr>
     </w:lvl>
   </w:abstractNum>
@@ -50659,7 +50659,7 @@
         <w:ind w:left="360" w:hanging="360"/>
       </w:pPr>
       <w:rPr>
-        <w:rFonts w:ascii="Symbol" w:hAnsi="Symbol" w:hint="default"/>
+        <w:rFonts w:ascii="Times New Roman" w:hAnsi="Times New Roman" w:eastAsia="Times New Roman" w:cs="Times New Roman"/>
       </w:rPr>
     </w:lvl>
   </w:abstractNum>
@@ -50698,10 +50698,10 @@
   <w:docDefaults>
     <w:rPrDefault>
       <w:rPr>
-        <w:rFonts w:asciiTheme="minorHAnsi" w:eastAsiaTheme="minorEastAsia" w:hAnsiTheme="minorHAnsi" w:cstheme="minorBidi"/>
-        <w:sz w:val="22"/>
-        <w:szCs w:val="22"/>
+        <w:rFonts w:ascii="Times New Roman" w:hAnsi="Times New Roman" w:eastAsia="Times New Roman" w:cs="Times New Roman"/>
         <w:lang w:val="en-US" w:eastAsia="en-US" w:bidi="ar-SA"/>
+        <w:sz w:val="24"/>
+        <w:szCs w:val="24"/>
       </w:rPr>
     </w:rPrDefault>
     <w:pPrDefault>
@@ -51084,8 +51084,8 @@
     <w:qFormat/>
     <w:rsid w:val="00FC693F"/>
     <w:rPr>
-      <w:rFonts w:ascii="Times New Roman" w:eastAsia="Times New Roman" w:hAnsi="Times New Roman"/>
-      <w:sz w:val="26"/>
+      <w:rFonts w:ascii="Times New Roman" w:hAnsi="Times New Roman" w:eastAsia="Times New Roman" w:cs="Times New Roman"/>
+      <w:sz w:val="24"/>
     </w:rPr>
   </w:style>
   <w:style w:type="paragraph" w:styleId="Heading1">
@@ -51103,12 +51103,12 @@
       <w:outlineLvl w:val="0"/>
     </w:pPr>
     <w:rPr>
-      <w:rFonts w:asciiTheme="majorHAnsi" w:eastAsiaTheme="majorEastAsia" w:hAnsiTheme="majorHAnsi" w:cstheme="majorBidi"/>
+      <w:rFonts w:ascii="Times New Roman" w:hAnsi="Times New Roman" w:eastAsia="Times New Roman" w:cs="Times New Roman"/>
       <w:b/>
       <w:bCs/>
       <w:color w:val="365F91" w:themeColor="accent1" w:themeShade="BF"/>
-      <w:sz w:val="28"/>
-      <w:szCs w:val="28"/>
+      <w:sz w:val="24"/>
+      <w:szCs w:val="24"/>
     </w:rPr>
   </w:style>
   <w:style w:type="paragraph" w:styleId="Heading2">
@@ -51127,11 +51127,11 @@
       <w:outlineLvl w:val="1"/>
     </w:pPr>
     <w:rPr>
-      <w:rFonts w:asciiTheme="majorHAnsi" w:eastAsiaTheme="majorEastAsia" w:hAnsiTheme="majorHAnsi" w:cstheme="majorBidi"/>
+      <w:rFonts w:ascii="Times New Roman" w:hAnsi="Times New Roman" w:eastAsia="Times New Roman" w:cs="Times New Roman"/>
       <w:b/>
       <w:bCs/>
       <w:color w:val="4F81BD" w:themeColor="accent1"/>
-      <w:szCs w:val="26"/>
+      <w:szCs w:val="24"/>
     </w:rPr>
   </w:style>
   <w:style w:type="paragraph" w:styleId="Heading3">
@@ -51150,7 +51150,7 @@
       <w:outlineLvl w:val="2"/>
     </w:pPr>
     <w:rPr>
-      <w:rFonts w:asciiTheme="majorHAnsi" w:eastAsiaTheme="majorEastAsia" w:hAnsiTheme="majorHAnsi" w:cstheme="majorBidi"/>
+      <w:rFonts w:ascii="Times New Roman" w:hAnsi="Times New Roman" w:eastAsia="Times New Roman" w:cs="Times New Roman"/>
       <w:b/>
       <w:bCs/>
       <w:color w:val="4F81BD" w:themeColor="accent1"/>
@@ -51173,7 +51173,7 @@
       <w:outlineLvl w:val="3"/>
     </w:pPr>
     <w:rPr>
-      <w:rFonts w:asciiTheme="majorHAnsi" w:eastAsiaTheme="majorEastAsia" w:hAnsiTheme="majorHAnsi" w:cstheme="majorBidi"/>
+      <w:rFonts w:ascii="Times New Roman" w:hAnsi="Times New Roman" w:eastAsia="Times New Roman" w:cs="Times New Roman"/>
       <w:b/>
       <w:bCs/>
       <w:i/>
@@ -51198,7 +51198,7 @@
       <w:outlineLvl w:val="4"/>
     </w:pPr>
     <w:rPr>
-      <w:rFonts w:asciiTheme="majorHAnsi" w:eastAsiaTheme="majorEastAsia" w:hAnsiTheme="majorHAnsi" w:cstheme="majorBidi"/>
+      <w:rFonts w:ascii="Times New Roman" w:hAnsi="Times New Roman" w:eastAsia="Times New Roman" w:cs="Times New Roman"/>
       <w:color w:val="243F60" w:themeColor="accent1" w:themeShade="7F"/>
     </w:rPr>
   </w:style>
@@ -51219,7 +51219,7 @@
       <w:outlineLvl w:val="5"/>
     </w:pPr>
     <w:rPr>
-      <w:rFonts w:asciiTheme="majorHAnsi" w:eastAsiaTheme="majorEastAsia" w:hAnsiTheme="majorHAnsi" w:cstheme="majorBidi"/>
+      <w:rFonts w:ascii="Times New Roman" w:hAnsi="Times New Roman" w:eastAsia="Times New Roman" w:cs="Times New Roman"/>
       <w:i/>
       <w:iCs/>
       <w:color w:val="243F60" w:themeColor="accent1" w:themeShade="7F"/>
@@ -51242,7 +51242,7 @@
       <w:outlineLvl w:val="6"/>
     </w:pPr>
     <w:rPr>
-      <w:rFonts w:asciiTheme="majorHAnsi" w:eastAsiaTheme="majorEastAsia" w:hAnsiTheme="majorHAnsi" w:cstheme="majorBidi"/>
+      <w:rFonts w:ascii="Times New Roman" w:hAnsi="Times New Roman" w:eastAsia="Times New Roman" w:cs="Times New Roman"/>
       <w:i/>
       <w:iCs/>
       <w:color w:val="404040" w:themeColor="text1" w:themeTint="BF"/>
@@ -51265,10 +51265,10 @@
       <w:outlineLvl w:val="7"/>
     </w:pPr>
     <w:rPr>
-      <w:rFonts w:asciiTheme="majorHAnsi" w:eastAsiaTheme="majorEastAsia" w:hAnsiTheme="majorHAnsi" w:cstheme="majorBidi"/>
+      <w:rFonts w:ascii="Times New Roman" w:hAnsi="Times New Roman" w:eastAsia="Times New Roman" w:cs="Times New Roman"/>
       <w:color w:val="4F81BD" w:themeColor="accent1"/>
-      <w:sz w:val="20"/>
-      <w:szCs w:val="20"/>
+      <w:sz w:val="24"/>
+      <w:szCs w:val="24"/>
     </w:rPr>
   </w:style>
   <w:style w:type="paragraph" w:styleId="Heading9">
@@ -51288,12 +51288,12 @@
       <w:outlineLvl w:val="8"/>
     </w:pPr>
     <w:rPr>
-      <w:rFonts w:asciiTheme="majorHAnsi" w:eastAsiaTheme="majorEastAsia" w:hAnsiTheme="majorHAnsi" w:cstheme="majorBidi"/>
+      <w:rFonts w:ascii="Times New Roman" w:hAnsi="Times New Roman" w:eastAsia="Times New Roman" w:cs="Times New Roman"/>
       <w:i/>
       <w:iCs/>
       <w:color w:val="404040" w:themeColor="text1" w:themeTint="BF"/>
-      <w:sz w:val="20"/>
-      <w:szCs w:val="20"/>
+      <w:sz w:val="24"/>
+      <w:szCs w:val="24"/>
     </w:rPr>
   </w:style>
   <w:style w:type="character" w:default="1" w:styleId="DefaultParagraphFont">
@@ -51375,12 +51375,12 @@
     <w:uiPriority w:val="9"/>
     <w:rsid w:val="00FC693F"/>
     <w:rPr>
-      <w:rFonts w:asciiTheme="majorHAnsi" w:eastAsiaTheme="majorEastAsia" w:hAnsiTheme="majorHAnsi" w:cstheme="majorBidi"/>
+      <w:rFonts w:ascii="Times New Roman" w:hAnsi="Times New Roman" w:eastAsia="Times New Roman" w:cs="Times New Roman"/>
       <w:b/>
       <w:bCs/>
       <w:color w:val="365F91" w:themeColor="accent1" w:themeShade="BF"/>
-      <w:sz w:val="28"/>
-      <w:szCs w:val="28"/>
+      <w:sz w:val="24"/>
+      <w:szCs w:val="24"/>
     </w:rPr>
   </w:style>
   <w:style w:type="character" w:customStyle="1" w:styleId="Heading2Char">
@@ -51390,12 +51390,12 @@
     <w:uiPriority w:val="9"/>
     <w:rsid w:val="00FC693F"/>
     <w:rPr>
-      <w:rFonts w:asciiTheme="majorHAnsi" w:eastAsiaTheme="majorEastAsia" w:hAnsiTheme="majorHAnsi" w:cstheme="majorBidi"/>
+      <w:rFonts w:ascii="Times New Roman" w:hAnsi="Times New Roman" w:eastAsia="Times New Roman" w:cs="Times New Roman"/>
       <w:b/>
       <w:bCs/>
       <w:color w:val="4F81BD" w:themeColor="accent1"/>
-      <w:sz w:val="26"/>
-      <w:szCs w:val="26"/>
+      <w:sz w:val="24"/>
+      <w:szCs w:val="24"/>
     </w:rPr>
   </w:style>
   <w:style w:type="character" w:customStyle="1" w:styleId="Heading3Char">
@@ -51405,7 +51405,7 @@
     <w:uiPriority w:val="9"/>
     <w:rsid w:val="00FC693F"/>
     <w:rPr>
-      <w:rFonts w:asciiTheme="majorHAnsi" w:eastAsiaTheme="majorEastAsia" w:hAnsiTheme="majorHAnsi" w:cstheme="majorBidi"/>
+      <w:rFonts w:ascii="Times New Roman" w:hAnsi="Times New Roman" w:eastAsia="Times New Roman" w:cs="Times New Roman"/>
       <w:b/>
       <w:bCs/>
       <w:color w:val="4F81BD" w:themeColor="accent1"/>
@@ -51427,12 +51427,12 @@
       <w:contextualSpacing/>
     </w:pPr>
     <w:rPr>
-      <w:rFonts w:asciiTheme="majorHAnsi" w:eastAsiaTheme="majorEastAsia" w:hAnsiTheme="majorHAnsi" w:cstheme="majorBidi"/>
+      <w:rFonts w:ascii="Times New Roman" w:hAnsi="Times New Roman" w:eastAsia="Times New Roman" w:cs="Times New Roman"/>
       <w:color w:val="17365D" w:themeColor="text2" w:themeShade="BF"/>
       <w:spacing w:val="5"/>
       <w:kern w:val="28"/>
-      <w:sz w:val="52"/>
-      <w:szCs w:val="52"/>
+      <w:sz w:val="24"/>
+      <w:szCs w:val="24"/>
     </w:rPr>
   </w:style>
   <w:style w:type="character" w:customStyle="1" w:styleId="TitleChar">
@@ -51442,12 +51442,12 @@
     <w:uiPriority w:val="10"/>
     <w:rsid w:val="00FC693F"/>
     <w:rPr>
-      <w:rFonts w:asciiTheme="majorHAnsi" w:eastAsiaTheme="majorEastAsia" w:hAnsiTheme="majorHAnsi" w:cstheme="majorBidi"/>
+      <w:rFonts w:ascii="Times New Roman" w:hAnsi="Times New Roman" w:eastAsia="Times New Roman" w:cs="Times New Roman"/>
       <w:color w:val="17365D" w:themeColor="text2" w:themeShade="BF"/>
       <w:spacing w:val="5"/>
       <w:kern w:val="28"/>
-      <w:sz w:val="52"/>
-      <w:szCs w:val="52"/>
+      <w:sz w:val="24"/>
+      <w:szCs w:val="24"/>
     </w:rPr>
   </w:style>
   <w:style w:type="paragraph" w:styleId="Subtitle">
@@ -51464,7 +51464,7 @@
       </w:numPr>
     </w:pPr>
     <w:rPr>
-      <w:rFonts w:asciiTheme="majorHAnsi" w:eastAsiaTheme="majorEastAsia" w:hAnsiTheme="majorHAnsi" w:cstheme="majorBidi"/>
+      <w:rFonts w:ascii="Times New Roman" w:hAnsi="Times New Roman" w:eastAsia="Times New Roman" w:cs="Times New Roman"/>
       <w:i/>
       <w:iCs/>
       <w:color w:val="4F81BD" w:themeColor="accent1"/>
@@ -51480,7 +51480,7 @@
     <w:uiPriority w:val="11"/>
     <w:rsid w:val="00FC693F"/>
     <w:rPr>
-      <w:rFonts w:asciiTheme="majorHAnsi" w:eastAsiaTheme="majorEastAsia" w:hAnsiTheme="majorHAnsi" w:cstheme="majorBidi"/>
+      <w:rFonts w:ascii="Times New Roman" w:hAnsi="Times New Roman" w:eastAsia="Times New Roman" w:cs="Times New Roman"/>
       <w:i/>
       <w:iCs/>
       <w:color w:val="4F81BD" w:themeColor="accent1"/>
@@ -51547,8 +51547,8 @@
       <w:spacing w:after="120"/>
     </w:pPr>
     <w:rPr>
-      <w:sz w:val="16"/>
-      <w:szCs w:val="16"/>
+      <w:sz w:val="24"/>
+      <w:szCs w:val="24"/>
     </w:rPr>
   </w:style>
   <w:style w:type="character" w:customStyle="1" w:styleId="BodyText3Char">
@@ -51558,8 +51558,8 @@
     <w:uiPriority w:val="99"/>
     <w:rsid w:val="00AA1D8D"/>
     <w:rPr>
-      <w:sz w:val="16"/>
-      <w:szCs w:val="16"/>
+      <w:sz w:val="24"/>
+      <w:szCs w:val="24"/>
     </w:rPr>
   </w:style>
   <w:style w:type="paragraph" w:styleId="List">
@@ -51727,9 +51727,9 @@
       </w:tabs>
     </w:pPr>
     <w:rPr>
-      <w:rFonts w:ascii="Courier" w:hAnsi="Courier"/>
-      <w:sz w:val="20"/>
-      <w:szCs w:val="20"/>
+      <w:rFonts w:ascii="Times New Roman" w:hAnsi="Times New Roman" w:eastAsia="Times New Roman" w:cs="Times New Roman"/>
+      <w:sz w:val="24"/>
+      <w:szCs w:val="24"/>
     </w:rPr>
   </w:style>
   <w:style w:type="character" w:customStyle="1" w:styleId="MacroTextChar">
@@ -51739,9 +51739,9 @@
     <w:uiPriority w:val="99"/>
     <w:rsid w:val="0029639D"/>
     <w:rPr>
-      <w:rFonts w:ascii="Courier" w:hAnsi="Courier"/>
-      <w:sz w:val="20"/>
-      <w:szCs w:val="20"/>
+      <w:rFonts w:ascii="Times New Roman" w:hAnsi="Times New Roman" w:eastAsia="Times New Roman" w:cs="Times New Roman"/>
+      <w:sz w:val="24"/>
+      <w:szCs w:val="24"/>
     </w:rPr>
   </w:style>
   <w:style w:type="paragraph" w:styleId="Quote">
@@ -51778,7 +51778,7 @@
     <w:semiHidden/>
     <w:rsid w:val="00FC693F"/>
     <w:rPr>
-      <w:rFonts w:asciiTheme="majorHAnsi" w:eastAsiaTheme="majorEastAsia" w:hAnsiTheme="majorHAnsi" w:cstheme="majorBidi"/>
+      <w:rFonts w:ascii="Times New Roman" w:hAnsi="Times New Roman" w:eastAsia="Times New Roman" w:cs="Times New Roman"/>
       <w:b/>
       <w:bCs/>
       <w:i/>
@@ -51794,7 +51794,7 @@
     <w:semiHidden/>
     <w:rsid w:val="00FC693F"/>
     <w:rPr>
-      <w:rFonts w:asciiTheme="majorHAnsi" w:eastAsiaTheme="majorEastAsia" w:hAnsiTheme="majorHAnsi" w:cstheme="majorBidi"/>
+      <w:rFonts w:ascii="Times New Roman" w:hAnsi="Times New Roman" w:eastAsia="Times New Roman" w:cs="Times New Roman"/>
       <w:color w:val="243F60" w:themeColor="accent1" w:themeShade="7F"/>
     </w:rPr>
   </w:style>
@@ -51806,7 +51806,7 @@
     <w:semiHidden/>
     <w:rsid w:val="00FC693F"/>
     <w:rPr>
-      <w:rFonts w:asciiTheme="majorHAnsi" w:eastAsiaTheme="majorEastAsia" w:hAnsiTheme="majorHAnsi" w:cstheme="majorBidi"/>
+      <w:rFonts w:ascii="Times New Roman" w:hAnsi="Times New Roman" w:eastAsia="Times New Roman" w:cs="Times New Roman"/>
       <w:i/>
       <w:iCs/>
       <w:color w:val="243F60" w:themeColor="accent1" w:themeShade="7F"/>
@@ -51820,7 +51820,7 @@
     <w:semiHidden/>
     <w:rsid w:val="00FC693F"/>
     <w:rPr>
-      <w:rFonts w:asciiTheme="majorHAnsi" w:eastAsiaTheme="majorEastAsia" w:hAnsiTheme="majorHAnsi" w:cstheme="majorBidi"/>
+      <w:rFonts w:ascii="Times New Roman" w:hAnsi="Times New Roman" w:eastAsia="Times New Roman" w:cs="Times New Roman"/>
       <w:i/>
       <w:iCs/>
       <w:color w:val="404040" w:themeColor="text1" w:themeTint="BF"/>
@@ -51834,10 +51834,10 @@
     <w:semiHidden/>
     <w:rsid w:val="00FC693F"/>
     <w:rPr>
-      <w:rFonts w:asciiTheme="majorHAnsi" w:eastAsiaTheme="majorEastAsia" w:hAnsiTheme="majorHAnsi" w:cstheme="majorBidi"/>
+      <w:rFonts w:ascii="Times New Roman" w:hAnsi="Times New Roman" w:eastAsia="Times New Roman" w:cs="Times New Roman"/>
       <w:color w:val="4F81BD" w:themeColor="accent1"/>
-      <w:sz w:val="20"/>
-      <w:szCs w:val="20"/>
+      <w:sz w:val="24"/>
+      <w:szCs w:val="24"/>
     </w:rPr>
   </w:style>
   <w:style w:type="character" w:customStyle="1" w:styleId="Heading9Char">
@@ -51848,12 +51848,12 @@
     <w:semiHidden/>
     <w:rsid w:val="00FC693F"/>
     <w:rPr>
-      <w:rFonts w:asciiTheme="majorHAnsi" w:eastAsiaTheme="majorEastAsia" w:hAnsiTheme="majorHAnsi" w:cstheme="majorBidi"/>
+      <w:rFonts w:ascii="Times New Roman" w:hAnsi="Times New Roman" w:eastAsia="Times New Roman" w:cs="Times New Roman"/>
       <w:i/>
       <w:iCs/>
       <w:color w:val="404040" w:themeColor="text1" w:themeTint="BF"/>
-      <w:sz w:val="20"/>
-      <w:szCs w:val="20"/>
+      <w:sz w:val="24"/>
+      <w:szCs w:val="24"/>
     </w:rPr>
   </w:style>
   <w:style w:type="paragraph" w:styleId="Caption">
@@ -51872,8 +51872,8 @@
       <w:b/>
       <w:bCs/>
       <w:color w:val="4F81BD" w:themeColor="accent1"/>
-      <w:sz w:val="18"/>
-      <w:szCs w:val="18"/>
+      <w:sz w:val="24"/>
+      <w:szCs w:val="24"/>
     </w:rPr>
   </w:style>
   <w:style w:type="character" w:styleId="Strong">
@@ -53325,7 +53325,7 @@
         <w:spacing w:before="0" w:after="0" w:line="240" w:lineRule="auto"/>
       </w:pPr>
       <w:rPr>
-        <w:rFonts w:asciiTheme="majorHAnsi" w:eastAsiaTheme="majorEastAsia" w:hAnsiTheme="majorHAnsi" w:cstheme="majorBidi"/>
+        <w:rFonts w:ascii="Times New Roman" w:hAnsi="Times New Roman" w:eastAsia="Times New Roman" w:cs="Times New Roman"/>
         <w:b/>
         <w:bCs/>
       </w:rPr>
@@ -53346,7 +53346,7 @@
         <w:spacing w:before="0" w:after="0" w:line="240" w:lineRule="auto"/>
       </w:pPr>
       <w:rPr>
-        <w:rFonts w:asciiTheme="majorHAnsi" w:eastAsiaTheme="majorEastAsia" w:hAnsiTheme="majorHAnsi" w:cstheme="majorBidi"/>
+        <w:rFonts w:ascii="Times New Roman" w:hAnsi="Times New Roman" w:eastAsia="Times New Roman" w:cs="Times New Roman"/>
         <w:b/>
         <w:bCs/>
       </w:rPr>
@@ -53364,14 +53364,14 @@
     </w:tblStylePr>
     <w:tblStylePr w:type="firstCol">
       <w:rPr>
-        <w:rFonts w:asciiTheme="majorHAnsi" w:eastAsiaTheme="majorEastAsia" w:hAnsiTheme="majorHAnsi" w:cstheme="majorBidi"/>
+        <w:rFonts w:ascii="Times New Roman" w:hAnsi="Times New Roman" w:eastAsia="Times New Roman" w:cs="Times New Roman"/>
         <w:b/>
         <w:bCs/>
       </w:rPr>
     </w:tblStylePr>
     <w:tblStylePr w:type="lastCol">
       <w:rPr>
-        <w:rFonts w:asciiTheme="majorHAnsi" w:eastAsiaTheme="majorEastAsia" w:hAnsiTheme="majorHAnsi" w:cstheme="majorBidi"/>
+        <w:rFonts w:ascii="Times New Roman" w:hAnsi="Times New Roman" w:eastAsia="Times New Roman" w:cs="Times New Roman"/>
         <w:b/>
         <w:bCs/>
       </w:rPr>
@@ -53448,7 +53448,7 @@
         <w:spacing w:before="0" w:after="0" w:line="240" w:lineRule="auto"/>
       </w:pPr>
       <w:rPr>
-        <w:rFonts w:asciiTheme="majorHAnsi" w:eastAsiaTheme="majorEastAsia" w:hAnsiTheme="majorHAnsi" w:cstheme="majorBidi"/>
+        <w:rFonts w:ascii="Times New Roman" w:hAnsi="Times New Roman" w:eastAsia="Times New Roman" w:cs="Times New Roman"/>
         <w:b/>
         <w:bCs/>
       </w:rPr>
@@ -53469,7 +53469,7 @@
         <w:spacing w:before="0" w:after="0" w:line="240" w:lineRule="auto"/>
       </w:pPr>
       <w:rPr>
-        <w:rFonts w:asciiTheme="majorHAnsi" w:eastAsiaTheme="majorEastAsia" w:hAnsiTheme="majorHAnsi" w:cstheme="majorBidi"/>
+        <w:rFonts w:ascii="Times New Roman" w:hAnsi="Times New Roman" w:eastAsia="Times New Roman" w:cs="Times New Roman"/>
         <w:b/>
         <w:bCs/>
       </w:rPr>
@@ -53487,14 +53487,14 @@
     </w:tblStylePr>
     <w:tblStylePr w:type="firstCol">
       <w:rPr>
-        <w:rFonts w:asciiTheme="majorHAnsi" w:eastAsiaTheme="majorEastAsia" w:hAnsiTheme="majorHAnsi" w:cstheme="majorBidi"/>
+        <w:rFonts w:ascii="Times New Roman" w:hAnsi="Times New Roman" w:eastAsia="Times New Roman" w:cs="Times New Roman"/>
         <w:b/>
         <w:bCs/>
       </w:rPr>
     </w:tblStylePr>
     <w:tblStylePr w:type="lastCol">
       <w:rPr>
-        <w:rFonts w:asciiTheme="majorHAnsi" w:eastAsiaTheme="majorEastAsia" w:hAnsiTheme="majorHAnsi" w:cstheme="majorBidi"/>
+        <w:rFonts w:ascii="Times New Roman" w:hAnsi="Times New Roman" w:eastAsia="Times New Roman" w:cs="Times New Roman"/>
         <w:b/>
         <w:bCs/>
       </w:rPr>
@@ -53571,7 +53571,7 @@
         <w:spacing w:before="0" w:after="0" w:line="240" w:lineRule="auto"/>
       </w:pPr>
       <w:rPr>
-        <w:rFonts w:asciiTheme="majorHAnsi" w:eastAsiaTheme="majorEastAsia" w:hAnsiTheme="majorHAnsi" w:cstheme="majorBidi"/>
+        <w:rFonts w:ascii="Times New Roman" w:hAnsi="Times New Roman" w:eastAsia="Times New Roman" w:cs="Times New Roman"/>
         <w:b/>
         <w:bCs/>
       </w:rPr>
@@ -53592,7 +53592,7 @@
         <w:spacing w:before="0" w:after="0" w:line="240" w:lineRule="auto"/>
       </w:pPr>
       <w:rPr>
-        <w:rFonts w:asciiTheme="majorHAnsi" w:eastAsiaTheme="majorEastAsia" w:hAnsiTheme="majorHAnsi" w:cstheme="majorBidi"/>
+        <w:rFonts w:ascii="Times New Roman" w:hAnsi="Times New Roman" w:eastAsia="Times New Roman" w:cs="Times New Roman"/>
         <w:b/>
         <w:bCs/>
       </w:rPr>
@@ -53610,14 +53610,14 @@
     </w:tblStylePr>
     <w:tblStylePr w:type="firstCol">
       <w:rPr>
-        <w:rFonts w:asciiTheme="majorHAnsi" w:eastAsiaTheme="majorEastAsia" w:hAnsiTheme="majorHAnsi" w:cstheme="majorBidi"/>
+        <w:rFonts w:ascii="Times New Roman" w:hAnsi="Times New Roman" w:eastAsia="Times New Roman" w:cs="Times New Roman"/>
         <w:b/>
         <w:bCs/>
       </w:rPr>
     </w:tblStylePr>
     <w:tblStylePr w:type="lastCol">
       <w:rPr>
-        <w:rFonts w:asciiTheme="majorHAnsi" w:eastAsiaTheme="majorEastAsia" w:hAnsiTheme="majorHAnsi" w:cstheme="majorBidi"/>
+        <w:rFonts w:ascii="Times New Roman" w:hAnsi="Times New Roman" w:eastAsia="Times New Roman" w:cs="Times New Roman"/>
         <w:b/>
         <w:bCs/>
       </w:rPr>
@@ -53694,7 +53694,7 @@
         <w:spacing w:before="0" w:after="0" w:line="240" w:lineRule="auto"/>
       </w:pPr>
       <w:rPr>
-        <w:rFonts w:asciiTheme="majorHAnsi" w:eastAsiaTheme="majorEastAsia" w:hAnsiTheme="majorHAnsi" w:cstheme="majorBidi"/>
+        <w:rFonts w:ascii="Times New Roman" w:hAnsi="Times New Roman" w:eastAsia="Times New Roman" w:cs="Times New Roman"/>
         <w:b/>
         <w:bCs/>
       </w:rPr>
@@ -53715,7 +53715,7 @@
         <w:spacing w:before="0" w:after="0" w:line="240" w:lineRule="auto"/>
       </w:pPr>
       <w:rPr>
-        <w:rFonts w:asciiTheme="majorHAnsi" w:eastAsiaTheme="majorEastAsia" w:hAnsiTheme="majorHAnsi" w:cstheme="majorBidi"/>
+        <w:rFonts w:ascii="Times New Roman" w:hAnsi="Times New Roman" w:eastAsia="Times New Roman" w:cs="Times New Roman"/>
         <w:b/>
         <w:bCs/>
       </w:rPr>
@@ -53733,14 +53733,14 @@
     </w:tblStylePr>
     <w:tblStylePr w:type="firstCol">
       <w:rPr>
-        <w:rFonts w:asciiTheme="majorHAnsi" w:eastAsiaTheme="majorEastAsia" w:hAnsiTheme="majorHAnsi" w:cstheme="majorBidi"/>
+        <w:rFonts w:ascii="Times New Roman" w:hAnsi="Times New Roman" w:eastAsia="Times New Roman" w:cs="Times New Roman"/>
         <w:b/>
         <w:bCs/>
       </w:rPr>
     </w:tblStylePr>
     <w:tblStylePr w:type="lastCol">
       <w:rPr>
-        <w:rFonts w:asciiTheme="majorHAnsi" w:eastAsiaTheme="majorEastAsia" w:hAnsiTheme="majorHAnsi" w:cstheme="majorBidi"/>
+        <w:rFonts w:ascii="Times New Roman" w:hAnsi="Times New Roman" w:eastAsia="Times New Roman" w:cs="Times New Roman"/>
         <w:b/>
         <w:bCs/>
       </w:rPr>
@@ -53817,7 +53817,7 @@
         <w:spacing w:before="0" w:after="0" w:line="240" w:lineRule="auto"/>
       </w:pPr>
       <w:rPr>
-        <w:rFonts w:asciiTheme="majorHAnsi" w:eastAsiaTheme="majorEastAsia" w:hAnsiTheme="majorHAnsi" w:cstheme="majorBidi"/>
+        <w:rFonts w:ascii="Times New Roman" w:hAnsi="Times New Roman" w:eastAsia="Times New Roman" w:cs="Times New Roman"/>
         <w:b/>
         <w:bCs/>
       </w:rPr>
@@ -53838,7 +53838,7 @@
         <w:spacing w:before="0" w:after="0" w:line="240" w:lineRule="auto"/>
       </w:pPr>
       <w:rPr>
-        <w:rFonts w:asciiTheme="majorHAnsi" w:eastAsiaTheme="majorEastAsia" w:hAnsiTheme="majorHAnsi" w:cstheme="majorBidi"/>
+        <w:rFonts w:ascii="Times New Roman" w:hAnsi="Times New Roman" w:eastAsia="Times New Roman" w:cs="Times New Roman"/>
         <w:b/>
         <w:bCs/>
       </w:rPr>
@@ -53856,14 +53856,14 @@
     </w:tblStylePr>
     <w:tblStylePr w:type="firstCol">
       <w:rPr>
-        <w:rFonts w:asciiTheme="majorHAnsi" w:eastAsiaTheme="majorEastAsia" w:hAnsiTheme="majorHAnsi" w:cstheme="majorBidi"/>
+        <w:rFonts w:ascii="Times New Roman" w:hAnsi="Times New Roman" w:eastAsia="Times New Roman" w:cs="Times New Roman"/>
         <w:b/>
         <w:bCs/>
       </w:rPr>
     </w:tblStylePr>
     <w:tblStylePr w:type="lastCol">
       <w:rPr>
-        <w:rFonts w:asciiTheme="majorHAnsi" w:eastAsiaTheme="majorEastAsia" w:hAnsiTheme="majorHAnsi" w:cstheme="majorBidi"/>
+        <w:rFonts w:ascii="Times New Roman" w:hAnsi="Times New Roman" w:eastAsia="Times New Roman" w:cs="Times New Roman"/>
         <w:b/>
         <w:bCs/>
       </w:rPr>
@@ -53940,7 +53940,7 @@
         <w:spacing w:before="0" w:after="0" w:line="240" w:lineRule="auto"/>
       </w:pPr>
       <w:rPr>
-        <w:rFonts w:asciiTheme="majorHAnsi" w:eastAsiaTheme="majorEastAsia" w:hAnsiTheme="majorHAnsi" w:cstheme="majorBidi"/>
+        <w:rFonts w:ascii="Times New Roman" w:hAnsi="Times New Roman" w:eastAsia="Times New Roman" w:cs="Times New Roman"/>
         <w:b/>
         <w:bCs/>
       </w:rPr>
@@ -53961,7 +53961,7 @@
         <w:spacing w:before="0" w:after="0" w:line="240" w:lineRule="auto"/>
       </w:pPr>
       <w:rPr>
-        <w:rFonts w:asciiTheme="majorHAnsi" w:eastAsiaTheme="majorEastAsia" w:hAnsiTheme="majorHAnsi" w:cstheme="majorBidi"/>
+        <w:rFonts w:ascii="Times New Roman" w:hAnsi="Times New Roman" w:eastAsia="Times New Roman" w:cs="Times New Roman"/>
         <w:b/>
         <w:bCs/>
       </w:rPr>
@@ -53979,14 +53979,14 @@
     </w:tblStylePr>
     <w:tblStylePr w:type="firstCol">
       <w:rPr>
-        <w:rFonts w:asciiTheme="majorHAnsi" w:eastAsiaTheme="majorEastAsia" w:hAnsiTheme="majorHAnsi" w:cstheme="majorBidi"/>
+        <w:rFonts w:ascii="Times New Roman" w:hAnsi="Times New Roman" w:eastAsia="Times New Roman" w:cs="Times New Roman"/>
         <w:b/>
         <w:bCs/>
       </w:rPr>
     </w:tblStylePr>
     <w:tblStylePr w:type="lastCol">
       <w:rPr>
-        <w:rFonts w:asciiTheme="majorHAnsi" w:eastAsiaTheme="majorEastAsia" w:hAnsiTheme="majorHAnsi" w:cstheme="majorBidi"/>
+        <w:rFonts w:ascii="Times New Roman" w:hAnsi="Times New Roman" w:eastAsia="Times New Roman" w:cs="Times New Roman"/>
         <w:b/>
         <w:bCs/>
       </w:rPr>
@@ -54063,7 +54063,7 @@
         <w:spacing w:before="0" w:after="0" w:line="240" w:lineRule="auto"/>
       </w:pPr>
       <w:rPr>
-        <w:rFonts w:asciiTheme="majorHAnsi" w:eastAsiaTheme="majorEastAsia" w:hAnsiTheme="majorHAnsi" w:cstheme="majorBidi"/>
+        <w:rFonts w:ascii="Times New Roman" w:hAnsi="Times New Roman" w:eastAsia="Times New Roman" w:cs="Times New Roman"/>
         <w:b/>
         <w:bCs/>
       </w:rPr>
@@ -54084,7 +54084,7 @@
         <w:spacing w:before="0" w:after="0" w:line="240" w:lineRule="auto"/>
       </w:pPr>
       <w:rPr>
-        <w:rFonts w:asciiTheme="majorHAnsi" w:eastAsiaTheme="majorEastAsia" w:hAnsiTheme="majorHAnsi" w:cstheme="majorBidi"/>
+        <w:rFonts w:ascii="Times New Roman" w:hAnsi="Times New Roman" w:eastAsia="Times New Roman" w:cs="Times New Roman"/>
         <w:b/>
         <w:bCs/>
       </w:rPr>
@@ -54102,14 +54102,14 @@
     </w:tblStylePr>
     <w:tblStylePr w:type="firstCol">
       <w:rPr>
-        <w:rFonts w:asciiTheme="majorHAnsi" w:eastAsiaTheme="majorEastAsia" w:hAnsiTheme="majorHAnsi" w:cstheme="majorBidi"/>
+        <w:rFonts w:ascii="Times New Roman" w:hAnsi="Times New Roman" w:eastAsia="Times New Roman" w:cs="Times New Roman"/>
         <w:b/>
         <w:bCs/>
       </w:rPr>
     </w:tblStylePr>
     <w:tblStylePr w:type="lastCol">
       <w:rPr>
-        <w:rFonts w:asciiTheme="majorHAnsi" w:eastAsiaTheme="majorEastAsia" w:hAnsiTheme="majorHAnsi" w:cstheme="majorBidi"/>
+        <w:rFonts w:ascii="Times New Roman" w:hAnsi="Times New Roman" w:eastAsia="Times New Roman" w:cs="Times New Roman"/>
         <w:b/>
         <w:bCs/>
       </w:rPr>
@@ -55869,7 +55869,7 @@
     </w:tblPr>
     <w:tblStylePr w:type="firstRow">
       <w:rPr>
-        <w:rFonts w:asciiTheme="majorHAnsi" w:eastAsiaTheme="majorEastAsia" w:hAnsiTheme="majorHAnsi" w:cstheme="majorBidi"/>
+        <w:rFonts w:ascii="Times New Roman" w:hAnsi="Times New Roman" w:eastAsia="Times New Roman" w:cs="Times New Roman"/>
       </w:rPr>
       <w:tblPr/>
       <w:tcPr>
@@ -55946,7 +55946,7 @@
     </w:tblPr>
     <w:tblStylePr w:type="firstRow">
       <w:rPr>
-        <w:rFonts w:asciiTheme="majorHAnsi" w:eastAsiaTheme="majorEastAsia" w:hAnsiTheme="majorHAnsi" w:cstheme="majorBidi"/>
+        <w:rFonts w:ascii="Times New Roman" w:hAnsi="Times New Roman" w:eastAsia="Times New Roman" w:cs="Times New Roman"/>
       </w:rPr>
       <w:tblPr/>
       <w:tcPr>
@@ -56023,7 +56023,7 @@
     </w:tblPr>
     <w:tblStylePr w:type="firstRow">
       <w:rPr>
-        <w:rFonts w:asciiTheme="majorHAnsi" w:eastAsiaTheme="majorEastAsia" w:hAnsiTheme="majorHAnsi" w:cstheme="majorBidi"/>
+        <w:rFonts w:ascii="Times New Roman" w:hAnsi="Times New Roman" w:eastAsia="Times New Roman" w:cs="Times New Roman"/>
       </w:rPr>
       <w:tblPr/>
       <w:tcPr>
@@ -56100,7 +56100,7 @@
     </w:tblPr>
     <w:tblStylePr w:type="firstRow">
       <w:rPr>
-        <w:rFonts w:asciiTheme="majorHAnsi" w:eastAsiaTheme="majorEastAsia" w:hAnsiTheme="majorHAnsi" w:cstheme="majorBidi"/>
+        <w:rFonts w:ascii="Times New Roman" w:hAnsi="Times New Roman" w:eastAsia="Times New Roman" w:cs="Times New Roman"/>
       </w:rPr>
       <w:tblPr/>
       <w:tcPr>
@@ -56177,7 +56177,7 @@
     </w:tblPr>
     <w:tblStylePr w:type="firstRow">
       <w:rPr>
-        <w:rFonts w:asciiTheme="majorHAnsi" w:eastAsiaTheme="majorEastAsia" w:hAnsiTheme="majorHAnsi" w:cstheme="majorBidi"/>
+        <w:rFonts w:ascii="Times New Roman" w:hAnsi="Times New Roman" w:eastAsia="Times New Roman" w:cs="Times New Roman"/>
       </w:rPr>
       <w:tblPr/>
       <w:tcPr>
@@ -56254,7 +56254,7 @@
     </w:tblPr>
     <w:tblStylePr w:type="firstRow">
       <w:rPr>
-        <w:rFonts w:asciiTheme="majorHAnsi" w:eastAsiaTheme="majorEastAsia" w:hAnsiTheme="majorHAnsi" w:cstheme="majorBidi"/>
+        <w:rFonts w:ascii="Times New Roman" w:hAnsi="Times New Roman" w:eastAsia="Times New Roman" w:cs="Times New Roman"/>
       </w:rPr>
       <w:tblPr/>
       <w:tcPr>
@@ -56331,7 +56331,7 @@
     </w:tblPr>
     <w:tblStylePr w:type="firstRow">
       <w:rPr>
-        <w:rFonts w:asciiTheme="majorHAnsi" w:eastAsiaTheme="majorEastAsia" w:hAnsiTheme="majorHAnsi" w:cstheme="majorBidi"/>
+        <w:rFonts w:ascii="Times New Roman" w:hAnsi="Times New Roman" w:eastAsia="Times New Roman" w:cs="Times New Roman"/>
       </w:rPr>
       <w:tblPr/>
       <w:tcPr>
@@ -56396,7 +56396,7 @@
       <w:spacing w:after="0" w:line="240" w:lineRule="auto"/>
     </w:pPr>
     <w:rPr>
-      <w:rFonts w:asciiTheme="majorHAnsi" w:eastAsiaTheme="majorEastAsia" w:hAnsiTheme="majorHAnsi" w:cstheme="majorBidi"/>
+      <w:rFonts w:ascii="Times New Roman" w:hAnsi="Times New Roman" w:eastAsia="Times New Roman" w:cs="Times New Roman"/>
       <w:color w:val="000000" w:themeColor="text1"/>
     </w:rPr>
     <w:tblPr>
@@ -56517,7 +56517,7 @@
       <w:spacing w:after="0" w:line="240" w:lineRule="auto"/>
     </w:pPr>
     <w:rPr>
-      <w:rFonts w:asciiTheme="majorHAnsi" w:eastAsiaTheme="majorEastAsia" w:hAnsiTheme="majorHAnsi" w:cstheme="majorBidi"/>
+      <w:rFonts w:ascii="Times New Roman" w:hAnsi="Times New Roman" w:eastAsia="Times New Roman" w:cs="Times New Roman"/>
       <w:color w:val="000000" w:themeColor="text1"/>
     </w:rPr>
     <w:tblPr>
@@ -56638,7 +56638,7 @@
       <w:spacing w:after="0" w:line="240" w:lineRule="auto"/>
     </w:pPr>
     <w:rPr>
-      <w:rFonts w:asciiTheme="majorHAnsi" w:eastAsiaTheme="majorEastAsia" w:hAnsiTheme="majorHAnsi" w:cstheme="majorBidi"/>
+      <w:rFonts w:ascii="Times New Roman" w:hAnsi="Times New Roman" w:eastAsia="Times New Roman" w:cs="Times New Roman"/>
       <w:color w:val="000000" w:themeColor="text1"/>
     </w:rPr>
     <w:tblPr>
@@ -56759,7 +56759,7 @@
       <w:spacing w:after="0" w:line="240" w:lineRule="auto"/>
     </w:pPr>
     <w:rPr>
-      <w:rFonts w:asciiTheme="majorHAnsi" w:eastAsiaTheme="majorEastAsia" w:hAnsiTheme="majorHAnsi" w:cstheme="majorBidi"/>
+      <w:rFonts w:ascii="Times New Roman" w:hAnsi="Times New Roman" w:eastAsia="Times New Roman" w:cs="Times New Roman"/>
       <w:color w:val="000000" w:themeColor="text1"/>
     </w:rPr>
     <w:tblPr>
@@ -56880,7 +56880,7 @@
       <w:spacing w:after="0" w:line="240" w:lineRule="auto"/>
     </w:pPr>
     <w:rPr>
-      <w:rFonts w:asciiTheme="majorHAnsi" w:eastAsiaTheme="majorEastAsia" w:hAnsiTheme="majorHAnsi" w:cstheme="majorBidi"/>
+      <w:rFonts w:ascii="Times New Roman" w:hAnsi="Times New Roman" w:eastAsia="Times New Roman" w:cs="Times New Roman"/>
       <w:color w:val="000000" w:themeColor="text1"/>
     </w:rPr>
     <w:tblPr>
@@ -57001,7 +57001,7 @@
       <w:spacing w:after="0" w:line="240" w:lineRule="auto"/>
     </w:pPr>
     <w:rPr>
-      <w:rFonts w:asciiTheme="majorHAnsi" w:eastAsiaTheme="majorEastAsia" w:hAnsiTheme="majorHAnsi" w:cstheme="majorBidi"/>
+      <w:rFonts w:ascii="Times New Roman" w:hAnsi="Times New Roman" w:eastAsia="Times New Roman" w:cs="Times New Roman"/>
       <w:color w:val="000000" w:themeColor="text1"/>
     </w:rPr>
     <w:tblPr>
@@ -57122,7 +57122,7 @@
       <w:spacing w:after="0" w:line="240" w:lineRule="auto"/>
     </w:pPr>
     <w:rPr>
-      <w:rFonts w:asciiTheme="majorHAnsi" w:eastAsiaTheme="majorEastAsia" w:hAnsiTheme="majorHAnsi" w:cstheme="majorBidi"/>
+      <w:rFonts w:ascii="Times New Roman" w:hAnsi="Times New Roman" w:eastAsia="Times New Roman" w:cs="Times New Roman"/>
       <w:color w:val="000000" w:themeColor="text1"/>
     </w:rPr>
     <w:tblPr>
@@ -57705,7 +57705,7 @@
       <w:spacing w:after="0" w:line="240" w:lineRule="auto"/>
     </w:pPr>
     <w:rPr>
-      <w:rFonts w:asciiTheme="majorHAnsi" w:eastAsiaTheme="majorEastAsia" w:hAnsiTheme="majorHAnsi" w:cstheme="majorBidi"/>
+      <w:rFonts w:ascii="Times New Roman" w:hAnsi="Times New Roman" w:eastAsia="Times New Roman" w:cs="Times New Roman"/>
       <w:color w:val="000000" w:themeColor="text1"/>
     </w:rPr>
     <w:tblPr>
@@ -57823,7 +57823,7 @@
       <w:spacing w:after="0" w:line="240" w:lineRule="auto"/>
     </w:pPr>
     <w:rPr>
-      <w:rFonts w:asciiTheme="majorHAnsi" w:eastAsiaTheme="majorEastAsia" w:hAnsiTheme="majorHAnsi" w:cstheme="majorBidi"/>
+      <w:rFonts w:ascii="Times New Roman" w:hAnsi="Times New Roman" w:eastAsia="Times New Roman" w:cs="Times New Roman"/>
       <w:color w:val="000000" w:themeColor="text1"/>
     </w:rPr>
     <w:tblPr>
@@ -57941,7 +57941,7 @@
       <w:spacing w:after="0" w:line="240" w:lineRule="auto"/>
     </w:pPr>
     <w:rPr>
-      <w:rFonts w:asciiTheme="majorHAnsi" w:eastAsiaTheme="majorEastAsia" w:hAnsiTheme="majorHAnsi" w:cstheme="majorBidi"/>
+      <w:rFonts w:ascii="Times New Roman" w:hAnsi="Times New Roman" w:eastAsia="Times New Roman" w:cs="Times New Roman"/>
       <w:color w:val="000000" w:themeColor="text1"/>
     </w:rPr>
     <w:tblPr>
@@ -58059,7 +58059,7 @@
       <w:spacing w:after="0" w:line="240" w:lineRule="auto"/>
     </w:pPr>
     <w:rPr>
-      <w:rFonts w:asciiTheme="majorHAnsi" w:eastAsiaTheme="majorEastAsia" w:hAnsiTheme="majorHAnsi" w:cstheme="majorBidi"/>
+      <w:rFonts w:ascii="Times New Roman" w:hAnsi="Times New Roman" w:eastAsia="Times New Roman" w:cs="Times New Roman"/>
       <w:color w:val="000000" w:themeColor="text1"/>
     </w:rPr>
     <w:tblPr>
@@ -58177,7 +58177,7 @@
       <w:spacing w:after="0" w:line="240" w:lineRule="auto"/>
     </w:pPr>
     <w:rPr>
-      <w:rFonts w:asciiTheme="majorHAnsi" w:eastAsiaTheme="majorEastAsia" w:hAnsiTheme="majorHAnsi" w:cstheme="majorBidi"/>
+      <w:rFonts w:ascii="Times New Roman" w:hAnsi="Times New Roman" w:eastAsia="Times New Roman" w:cs="Times New Roman"/>
       <w:color w:val="000000" w:themeColor="text1"/>
     </w:rPr>
     <w:tblPr>
@@ -58295,7 +58295,7 @@
       <w:spacing w:after="0" w:line="240" w:lineRule="auto"/>
     </w:pPr>
     <w:rPr>
-      <w:rFonts w:asciiTheme="majorHAnsi" w:eastAsiaTheme="majorEastAsia" w:hAnsiTheme="majorHAnsi" w:cstheme="majorBidi"/>
+      <w:rFonts w:ascii="Times New Roman" w:hAnsi="Times New Roman" w:eastAsia="Times New Roman" w:cs="Times New Roman"/>
       <w:color w:val="000000" w:themeColor="text1"/>
     </w:rPr>
     <w:tblPr>
@@ -58413,7 +58413,7 @@
       <w:spacing w:after="0" w:line="240" w:lineRule="auto"/>
     </w:pPr>
     <w:rPr>
-      <w:rFonts w:asciiTheme="majorHAnsi" w:eastAsiaTheme="majorEastAsia" w:hAnsiTheme="majorHAnsi" w:cstheme="majorBidi"/>
+      <w:rFonts w:ascii="Times New Roman" w:hAnsi="Times New Roman" w:eastAsia="Times New Roman" w:cs="Times New Roman"/>
       <w:color w:val="000000" w:themeColor="text1"/>
     </w:rPr>
     <w:tblPr>
